--- a/일본판/3부/3부_6화_당선.docx
+++ b/일본판/3부/3부_6화_당선.docx
@@ -92,7 +92,7 @@
           <w:color w:val="555555"/>
           <w:sz w:val="22"/>
         </w:rPr>
-        <w:t>(2021年10月31日(日)、午前6時40分。汐見駅前、空き店舗を借りた「真壁遼事務所」。壁には、前夜までの熱気の名残の、手書きの地図と、色鉛筆の塗りつぶし。選挙運動は、昨夜零時で終わった。今日は、候補者本人も、頭を下げることができない。ダルマが一つ、机の上に置かれている。左目だけが、黒く入っている。奥の流しで、三浦がやかんを火にかけている。)</w:t>
+        <w:t>(2021年10月31日(日)、午前6時40分。汐見駅前、空き店舗を借りた「真壁遼事務所」。壁には前夜までの熱気の名残の、手書きの地図と色鉛筆の塗りつぶし。選挙運動は昨夜零時で終わった。今日は候補者本人も頭を下げることができない。ダルマが一つ机の上に置かれている。左目だけが黒く入っている。奥の流しで、三浦がやかんを火にかけている。)</w:t>
       </w:r>
     </w:p>
     <w:p>
@@ -115,7 +115,7 @@
           <w:i w:val="0"/>
           <w:sz w:val="22"/>
         </w:rPr>
-        <w:t>おはようございます。……って、まだ誰も、来てないんですね。</w:t>
+        <w:t>おはようございます。……って、まだ誰も来てないんですね。</w:t>
       </w:r>
     </w:p>
     <w:p>
@@ -138,7 +138,7 @@
           <w:i w:val="0"/>
           <w:sz w:val="22"/>
         </w:rPr>
-        <w:t>僕が、一番です。眠れなくて。</w:t>
+        <w:t>僕が一番です。眠れなくて。</w:t>
       </w:r>
     </w:p>
     <w:p>
@@ -161,7 +161,7 @@
           <w:i w:val="0"/>
           <w:sz w:val="22"/>
         </w:rPr>
-        <w:t>嘘。朝の五時から、この机、拭いてました。ほら、拭きすぎて、ダルマの目、にじんでます。</w:t>
+        <w:t>嘘。朝の五時から、この机拭いてました。ほら、拭きすぎてダルマの目がにじんでます。</w:t>
       </w:r>
     </w:p>
     <w:p>
@@ -194,7 +194,7 @@
           <w:i w:val="0"/>
           <w:sz w:val="22"/>
         </w:rPr>
-        <w:t>左目は、先月の公示の前の日に、入れたままです。</w:t>
+        <w:t>左目は、先月の公示の前の日に入れたままです。</w:t>
       </w:r>
     </w:p>
     <w:p>
@@ -217,7 +217,7 @@
           <w:i w:val="0"/>
           <w:sz w:val="22"/>
         </w:rPr>
-        <w:t>右目は、今日の夜、でしょ。「入れる」って決めてるんですか。</w:t>
+        <w:t>右目は今日の夜でしょ。「入れる」って決めてるんですか。</w:t>
       </w:r>
     </w:p>
     <w:p>
@@ -240,7 +240,7 @@
           <w:i w:val="0"/>
           <w:sz w:val="22"/>
         </w:rPr>
-        <w:t>決めていません。入れられるかどうか、決めるのは、僕じゃなくて、今日の、有権者です。</w:t>
+        <w:t>決めていません。入れられるかどうか決めるのは、僕じゃなくて今日の有権者です。</w:t>
       </w:r>
     </w:p>
     <w:p>
@@ -263,7 +263,7 @@
           <w:i w:val="0"/>
           <w:sz w:val="22"/>
         </w:rPr>
-        <w:t>候補者って、今日、なんにも、できないんですね。</w:t>
+        <w:t>候補者って、今日なんにもできないんですね。</w:t>
       </w:r>
     </w:p>
     <w:p>
@@ -286,7 +286,7 @@
           <w:i w:val="0"/>
           <w:sz w:val="22"/>
         </w:rPr>
-        <w:t>公職選挙法です。投票日に、投票をお願いする運動は、できません。僕にできることは、一つだけ。自分の票を、入れに行く。</w:t>
+        <w:t>公職選挙法です。投票日に投票をお願いする運動はできません。僕にできることは一つだけ。自分の票を入れに行く。</w:t>
       </w:r>
     </w:p>
     <w:p>
@@ -309,7 +309,7 @@
           <w:i w:val="0"/>
           <w:sz w:val="22"/>
         </w:rPr>
-        <w:t>候補者本人の分も、一票ですもんね。(急須に、ほうじ茶をいれる)それ、焙煎してきたんでしょ。煙が一本のとこで。</w:t>
+        <w:t>候補者本人の分も一票ですもんね。(急須にほうじ茶をいれる)それ、焙煎してきたんでしょ。煙が一本のとこで。</w:t>
       </w:r>
     </w:p>
     <w:p>
@@ -332,7 +332,7 @@
           <w:i w:val="0"/>
           <w:sz w:val="22"/>
         </w:rPr>
-        <w:t>ええ。昨日の夜中に、ここで。</w:t>
+        <w:t>ええ。昨日の夜中にここで。</w:t>
       </w:r>
     </w:p>
     <w:p>
@@ -365,7 +365,7 @@
           <w:i w:val="0"/>
           <w:sz w:val="22"/>
         </w:rPr>
-        <w:t>今日は、私が淹れたお茶で、飲んでください。先生の味、まだ、真似できてないんですけど。</w:t>
+        <w:t>今日は私が淹れたお茶を飲んでください。先生の味はまだ真似できてないんですけど。</w:t>
       </w:r>
     </w:p>
     <w:p>
@@ -444,7 +444,7 @@
           <w:i w:val="0"/>
           <w:sz w:val="22"/>
         </w:rPr>
-        <w:t>薄いのが、ちょうどいいんです。今日は、濃いのは、飲めません。</w:t>
+        <w:t>薄いのがちょうどいいんです。今日は濃いのは飲めません。</w:t>
       </w:r>
     </w:p>
     <w:p>
@@ -459,7 +459,7 @@
           <w:color w:val="555555"/>
           <w:sz w:val="22"/>
         </w:rPr>
-        <w:t>(扉が開き、榊が入ってくる。黒のコート、手に、紙の束。いつもと同じ、きっちりとした一礼。)</w:t>
+        <w:t>(扉が開き、榊が入ってくる。黒のコートで、手には紙の束。いつもと同じ、きっちりとした一礼。)</w:t>
       </w:r>
     </w:p>
     <w:p>
@@ -505,7 +505,7 @@
           <w:i w:val="0"/>
           <w:sz w:val="22"/>
         </w:rPr>
-        <w:t>今のところ、「遼さん」で、結構です。</w:t>
+        <w:t>今のところは「遼さん」で結構です。</w:t>
       </w:r>
     </w:p>
     <w:p>
@@ -528,7 +528,7 @@
           <w:i w:val="0"/>
           <w:sz w:val="22"/>
         </w:rPr>
-        <w:t>承知いたしました。遼さん。午前六時時点で、汐見市内の投票所の開場は、すべて、問題なし。期日前投票は、前回の同じ時点より、一割ほど、多い。</w:t>
+        <w:t>承知いたしました。遼さん。午前六時時点で、汐見市内の投票所の開場はすべて問題なし。期日前投票は前回の同じ時点より一割ほど多い。</w:t>
       </w:r>
     </w:p>
     <w:p>
@@ -551,7 +551,7 @@
           <w:i w:val="0"/>
           <w:sz w:val="22"/>
         </w:rPr>
-        <w:t>多いと、どっちが、有利なんですか。</w:t>
+        <w:t>多いと、どっちが有利なんですか。</w:t>
       </w:r>
     </w:p>
     <w:p>
@@ -574,7 +574,7 @@
           <w:i w:val="0"/>
           <w:sz w:val="22"/>
         </w:rPr>
-        <w:t>一概には、申せません。ただ、普段、投票に行かない方が、動いている、ということです。それが、どちらに向かうかは、神のみぞ、知るところです。</w:t>
+        <w:t>一概には申せません。ただ、普段投票に行かない方が動いている、ということです。それがどちらに向かうかは、神のみぞ知るところです。</w:t>
       </w:r>
     </w:p>
     <w:p>
@@ -597,7 +597,7 @@
           <w:i w:val="0"/>
           <w:sz w:val="22"/>
         </w:rPr>
-        <w:t>榊さん、神様の話、するんですね。</w:t>
+        <w:t>榊さん、神様の話するんですね。</w:t>
       </w:r>
     </w:p>
     <w:p>
@@ -620,7 +620,7 @@
           <w:i w:val="0"/>
           <w:sz w:val="22"/>
         </w:rPr>
-        <w:t>二十年、お仕えして、一度も。……今日だけは、特別です。</w:t>
+        <w:t>二十年お仕えして、一度も。……今日だけは特別です。</w:t>
       </w:r>
     </w:p>
     <w:p>
@@ -635,7 +635,7 @@
           <w:color w:val="555555"/>
           <w:sz w:val="22"/>
         </w:rPr>
-        <w:t>(ふと、榊の目が、机の上のダルマに留まる。何かを言いかけて、やめる。)</w:t>
+        <w:t>(ふと、榊の目が机の上のダルマに留まる。何かを言いかけて、やめる。)</w:t>
       </w:r>
     </w:p>
     <w:p>
@@ -727,7 +727,7 @@
           <w:i w:val="0"/>
           <w:sz w:val="22"/>
         </w:rPr>
-        <w:t>奥様から、七時前に、メッセージが。「昨夜は、よく眠れた。朝のお粥を、半分召し上がった」と。</w:t>
+        <w:t>奥様から、七時前にメッセージが。「昨夜はよく眠れた。朝のお粥を半分召し上がった」と。</w:t>
       </w:r>
     </w:p>
     <w:p>
@@ -783,7 +783,7 @@
           <w:i w:val="0"/>
           <w:sz w:val="22"/>
         </w:rPr>
-        <w:t>投票所は、八時開場です。お車を、手配してあります。</w:t>
+        <w:t>投票所は八時開場です。お車を手配してあります。</w:t>
       </w:r>
     </w:p>
     <w:p>
@@ -898,7 +898,7 @@
           <w:i w:val="0"/>
           <w:sz w:val="22"/>
         </w:rPr>
-        <w:t>三浦さんは、この町の有権者でしょう。一緒に、投票に行きましょう。</w:t>
+        <w:t>三浦さんはこの町の有権者でしょう。一緒に投票に行きましょう。</w:t>
       </w:r>
     </w:p>
     <w:p>
@@ -913,7 +913,7 @@
           <w:color w:val="555555"/>
           <w:sz w:val="22"/>
         </w:rPr>
-        <w:t>(三浦が、苦笑して、エプロンを外す。外は、薄曇り。駅前の掲示板に、候補者のポスターが、二列に並んでいる。真ん中に、「無所属 真壁遼」。その隣に、「国民協和党 丸山健太」。)</w:t>
+        <w:t>(三浦が苦笑して、エプロンを外す。外は薄曇り。駅前の掲示板に、候補者のポスターが二列に並んでいる。真ん中に「無所属 真壁遼」。その隣に「国民協和党 丸山健太」。)</w:t>
       </w:r>
     </w:p>
     <w:p>
@@ -943,7 +943,7 @@
           <w:color w:val="555555"/>
           <w:sz w:val="22"/>
         </w:rPr>
-        <w:t>(午後8時。汐見市総合体育館の開票所の外。ホール内には、ブルーシートと、折りたたみの机が並び、白い手袋の職員が、投票箱を開けている。外のロビーに、立会人と、報道陣と、各陣営の若者が、集まっている。柚木が、手帳を持って、壁際に立つ。遼は、事務所にいる。)</w:t>
+        <w:t>(午後8時。汐見市総合体育館の開票所の外。ホール内には、ブルーシートと折りたたみの机が並び、白い手袋の職員が投票箱を開けている。外のロビーに、立会人と報道陣と各陣営の若者が集まっている。柚木が手帳を持って壁際に立つ。遼は事務所にいる。)</w:t>
       </w:r>
     </w:p>
     <w:p>
@@ -958,7 +958,7 @@
           <w:color w:val="555555"/>
           <w:sz w:val="22"/>
         </w:rPr>
-        <w:t>(同じ時刻。事務所。パイプ椅子が、三十脚。遼を中心に、茜、三浦、榊、大城、和代、翔太、女将、遠藤。遠藤は、車椅子の脇に、小さな酸素ボンベを置いている。テレビは、地元局の特番に合わせてある。)</w:t>
+        <w:t>(同じ時刻。事務所。パイプ椅子が三十脚。遼を中心に、茜、三浦、榊、大城、和代、翔太、女将、遠藤。遠藤は車椅子の脇に小さな酸素ボンベを置いている。テレビは地元局の特番に合わせてある。)</w:t>
       </w:r>
     </w:p>
     <w:p>
@@ -991,7 +991,7 @@
           <w:i w:val="0"/>
           <w:sz w:val="22"/>
         </w:rPr>
-        <w:t>あら、もう、始まった。「午後八時、投票が締め切られました」。</w:t>
+        <w:t>あら、もう始まった。「午後八時、投票が締め切られました」。</w:t>
       </w:r>
     </w:p>
     <w:p>
@@ -1014,7 +1014,7 @@
           <w:i w:val="0"/>
           <w:sz w:val="22"/>
         </w:rPr>
-        <w:t>出口調査の速報、八時ちょうどには、出ないんだね。</w:t>
+        <w:t>出口調査の速報、八時ちょうどには出ないんだね。</w:t>
       </w:r>
     </w:p>
     <w:p>
@@ -1037,7 +1037,7 @@
           <w:i w:val="0"/>
           <w:sz w:val="22"/>
         </w:rPr>
-        <w:t>全国は、出ます。ただ、奥浜一区は、接戦のため、「判定を見合わせ」と、いうことが、多くなります。</w:t>
+        <w:t>全国は出ます。ただ、奥浜一区は接戦のため、「判定を見合わせ」ということが多くなります。</w:t>
       </w:r>
     </w:p>
     <w:p>
@@ -1070,7 +1070,7 @@
           <w:i w:val="0"/>
           <w:sz w:val="22"/>
         </w:rPr>
-        <w:t>……判定を見合わせ、って。なんか、おれ、試験の結果、待ってる気分っす。</w:t>
+        <w:t>……判定を見合わせ、って。なんか、おれ、試験の結果待ってる気分っす。</w:t>
       </w:r>
     </w:p>
     <w:p>
@@ -1093,7 +1093,7 @@
           <w:i w:val="0"/>
           <w:sz w:val="22"/>
         </w:rPr>
-        <w:t>翔太、落ち着きなさい。座りなさいって、さっきから、何度。</w:t>
+        <w:t>翔太、落ち着きなさい。座りなさいって、さっきから何度。</w:t>
       </w:r>
     </w:p>
     <w:p>
@@ -1116,7 +1116,7 @@
           <w:i w:val="0"/>
           <w:sz w:val="22"/>
         </w:rPr>
-        <w:t>座ってるっす。足が、勝手に。</w:t>
+        <w:t>座ってるっす。足が勝手に。</w:t>
       </w:r>
     </w:p>
     <w:p>
@@ -1149,7 +1149,7 @@
           <w:i w:val="0"/>
           <w:sz w:val="22"/>
         </w:rPr>
-        <w:t>翔太。足は、動かすな。気が、散る。</w:t>
+        <w:t>翔太。足は動かすな。気が散る。</w:t>
       </w:r>
     </w:p>
     <w:p>
@@ -1195,7 +1195,7 @@
           <w:i w:val="0"/>
           <w:sz w:val="22"/>
         </w:rPr>
-        <w:t>……でも、おらも、動かしてえ。</w:t>
+        <w:t>……でも、おらも動かしてえ。</w:t>
       </w:r>
     </w:p>
     <w:p>
@@ -1210,7 +1210,7 @@
           <w:color w:val="555555"/>
           <w:sz w:val="22"/>
         </w:rPr>
-        <w:t>(笑いが起きる。茜が、折りたたみ机の上に、おにぎりと、味噌汁の入った魔法瓶を、並べる。)</w:t>
+        <w:t>(笑いが起きる。茜が折りたたみ机の上に、おにぎりと味噌汁の入った魔法瓶を並べる。)</w:t>
       </w:r>
     </w:p>
     <w:p>
@@ -1233,7 +1233,7 @@
           <w:i w:val="0"/>
           <w:sz w:val="22"/>
         </w:rPr>
-        <w:t>先生、何か、召し上がってください。</w:t>
+        <w:t>先生、何か召し上がってください。</w:t>
       </w:r>
     </w:p>
     <w:p>
@@ -1279,7 +1279,7 @@
           <w:i w:val="0"/>
           <w:sz w:val="22"/>
         </w:rPr>
-        <w:t>一口だけ。(手渡す)開票は、長いです。先生が倒れたら、ここにいる全員が、困ります。</w:t>
+        <w:t>一口だけ。(手渡す)開票は長いです。先生が倒れたら、ここにいる全員が困ります。</w:t>
       </w:r>
     </w:p>
     <w:p>
@@ -1335,7 +1335,7 @@
           <w:i w:val="0"/>
           <w:sz w:val="22"/>
         </w:rPr>
-        <w:t>茜さん、すっかり、先生の、世話係ですね。</w:t>
+        <w:t>茜さん、すっかり先生の世話係ですね。</w:t>
       </w:r>
     </w:p>
     <w:p>
@@ -1358,7 +1358,7 @@
           <w:i w:val="0"/>
           <w:sz w:val="22"/>
         </w:rPr>
-        <w:t>世話係じゃなくて、法律事務所の、人です。</w:t>
+        <w:t>世話係じゃなくて、法律事務所の人です。</w:t>
       </w:r>
     </w:p>
     <w:p>
@@ -1373,7 +1373,7 @@
           <w:color w:val="555555"/>
           <w:sz w:val="22"/>
         </w:rPr>
-        <w:t>(ドアが開いて、柚木が、ひとり、入ってくる。コートの肩に、夜の雨が、少し。)</w:t>
+        <w:t>(ドアが開いて、柚木がひとり入ってくる。コートの肩に、夜の雨が少し。)</w:t>
       </w:r>
     </w:p>
     <w:p>
@@ -1396,7 +1396,7 @@
           <w:i w:val="0"/>
           <w:sz w:val="22"/>
         </w:rPr>
-        <w:t>失礼します。……記者としてではなく、取材の合間に、挨拶だけ。</w:t>
+        <w:t>失礼します。……記者としてではなく、取材の合間に挨拶だけ。</w:t>
       </w:r>
     </w:p>
     <w:p>
@@ -1442,7 +1442,7 @@
           <w:i w:val="0"/>
           <w:sz w:val="22"/>
         </w:rPr>
-        <w:t>汐見市は、まだ、一割。でも、さっきから、ずっと、同じ数字が、並んでます。丸山さんが、ほんの少し、リード。そのあと、真壁さんが、逆転。また、丸山さん。シーソーです。</w:t>
+        <w:t>汐見市はまだ一割。でも、さっきからずっと同じ数字が並んでます。丸山さんがほんの少しリード。そのあと真壁さんが逆転。また丸山さん。シーソーです。</w:t>
       </w:r>
     </w:p>
     <w:p>
@@ -1465,7 +1465,7 @@
           <w:i w:val="0"/>
           <w:sz w:val="22"/>
         </w:rPr>
-        <w:t>最後まで、分かんない、ってこと?</w:t>
+        <w:t>最後まで分かんない、ってこと?</w:t>
       </w:r>
     </w:p>
     <w:p>
@@ -1488,7 +1488,7 @@
           <w:i w:val="0"/>
           <w:sz w:val="22"/>
         </w:rPr>
-        <w:t>私の経験だと、こういう夜は、旧波戸町の票が、最後に、動かします。避難先の、期日前と不在者投票。投票箱が、いくつかの自治体から、集まって来る。時間が、かかります。</w:t>
+        <w:t>私の経験だと、こういう夜は旧波戸町の票が最後に動かします。避難先の期日前と不在者投票。投票箱がいくつかの自治体から集まって来る。時間がかかります。</w:t>
       </w:r>
     </w:p>
     <w:p>
@@ -1521,7 +1521,7 @@
           <w:i w:val="0"/>
           <w:sz w:val="22"/>
         </w:rPr>
-        <w:t>うちの人たちの票が、最後、ですか。</w:t>
+        <w:t>うちの人たちの票が最後、ですか。</w:t>
       </w:r>
     </w:p>
     <w:p>
@@ -1544,7 +1544,7 @@
           <w:i w:val="0"/>
           <w:sz w:val="22"/>
         </w:rPr>
-        <w:t>数えるのが、最後、というだけです。最後に、数えられる票は、軽い票じゃありません。……でも、一番、遠くから来る票です。</w:t>
+        <w:t>数えるのが最後、というだけです。最後に数えられる票は、軽い票じゃありません。……でも、一番遠くから来る票です。</w:t>
       </w:r>
     </w:p>
     <w:p>
@@ -1568,16 +1568,16 @@
           <w:color w:val="555555"/>
           <w:sz w:val="22"/>
         </w:rPr>
-        <w:t>(低く、笑う)</w:t>
-      </w:r>
-      <w:r>
-        <w:rPr>
-          <w:rFonts w:ascii="Times New Roman" w:hAnsi="Times New Roman" w:eastAsia="Malgun Gothic"/>
-          <w:b w:val="0"/>
-          <w:i w:val="0"/>
-          <w:sz w:val="22"/>
-        </w:rPr>
-        <w:t>遠くから来た者が、いちばん、最後に、食うんだ。ここの茶と、同じだべ。</w:t>
+        <w:t>(低く笑う)</w:t>
+      </w:r>
+      <w:r>
+        <w:rPr>
+          <w:rFonts w:ascii="Times New Roman" w:hAnsi="Times New Roman" w:eastAsia="Malgun Gothic"/>
+          <w:b w:val="0"/>
+          <w:i w:val="0"/>
+          <w:sz w:val="22"/>
+        </w:rPr>
+        <w:t>遠くから来た者が、いちばん最後に食うんだ。ここの茶と同じだべ。</w:t>
       </w:r>
     </w:p>
     <w:p>
@@ -1592,7 +1592,7 @@
           <w:color w:val="555555"/>
           <w:sz w:val="22"/>
         </w:rPr>
-        <w:t>(その言葉に、事務所の空気が、少しだけ、ゆるむ。テレビの画面に、字幕が出る。「奥浜1区 開票率 12% 丸山 11,203 真壁 11,118」。)</w:t>
+        <w:t>(その言葉に、事務所の空気が少しだけゆるむ。テレビの画面に字幕が出る。「奥浜1区 開票率 12% 丸山 11,203 真壁 11,118」。)</w:t>
       </w:r>
     </w:p>
     <w:p>
@@ -1622,7 +1622,7 @@
           <w:color w:val="555555"/>
           <w:sz w:val="22"/>
         </w:rPr>
-        <w:t>(午後11時40分。事務所。開票率は、八割を超えている。一時間前から、二人の差は、五百票の中を、行ったり来たりしている。誰も、椅子に座っていない。遠藤だけが、毛布をかけて、車椅子に座っている。)</w:t>
+        <w:t>(午後11時40分。事務所。開票率は八割を超えている。一時間前から、二人の差は五百票の中を行ったり来たりしている。誰も椅子に座っていない。遠藤だけが毛布をかけて車椅子に座っている。)</w:t>
       </w:r>
     </w:p>
     <w:p>
@@ -1637,7 +1637,7 @@
           <w:color w:val="555555"/>
           <w:sz w:val="22"/>
         </w:rPr>
-        <w:t>(榊が、携帯を耳に当て、短く、「はい。はい。そうですか」を繰り返している。通話を切る。)</w:t>
+        <w:t>(榊が携帯を耳に当て、短く「はい。はい。そうですか」を繰り返している。通話を切る。)</w:t>
       </w:r>
     </w:p>
     <w:p>
@@ -1660,7 +1660,7 @@
           <w:i w:val="0"/>
           <w:sz w:val="22"/>
         </w:rPr>
-        <w:t>開票所の、立会人からです。汐見市の票は、すべて、終わりました。残りは、旧波戸町分の、投票箱、四つ。それと、県外の避難先からの、不在者投票の、封筒分。</w:t>
+        <w:t>開票所の立会人からです。汐見市の票はすべて終わりました。残りは旧波戸町分の投票箱四つ。それと、県外の避難先からの不在者投票の封筒分。</w:t>
       </w:r>
     </w:p>
     <w:p>
@@ -1752,7 +1752,7 @@
           <w:i w:val="0"/>
           <w:sz w:val="22"/>
         </w:rPr>
-        <w:t>現在、丸山候補が、二百十二票、リード。</w:t>
+        <w:t>現在、丸山候補が二百十二票リード。</w:t>
       </w:r>
     </w:p>
     <w:p>
@@ -1775,7 +1775,7 @@
           <w:i w:val="0"/>
           <w:sz w:val="22"/>
         </w:rPr>
-        <w:t>二百十二。(顔が曇る)七千票の、中の、二百。</w:t>
+        <w:t>二百十二。(顔が曇る)七千票の中の二百。</w:t>
       </w:r>
     </w:p>
     <w:p>
@@ -1821,7 +1821,7 @@
           <w:i w:val="0"/>
           <w:sz w:val="22"/>
         </w:rPr>
-        <w:t>見えません。ですが、一つ、申し上げられます。旧波戸町の方が、今回の選挙で、誰に、投票したか。私は、存じません。ただ、期日前の窓口で、「真壁先生に、頼んだ」とおっしゃっていた方は、何人も、おられました。</w:t>
+        <w:t>見えません。ですが、一つ申し上げられます。旧波戸町の方が今回の選挙で誰に投票したか、私は存じません。ただ、期日前の窓口で「真壁先生に頼んだ」とおっしゃっていた方は、何人もおられました。</w:t>
       </w:r>
     </w:p>
     <w:p>
@@ -1845,7 +1845,7 @@
           <w:color w:val="555555"/>
           <w:sz w:val="22"/>
         </w:rPr>
-        <w:t>(手を、胸の前で組む)</w:t>
+        <w:t>(手を胸の前で組む)</w:t>
       </w:r>
       <w:r>
         <w:rPr>
@@ -1877,7 +1877,7 @@
           <w:i w:val="0"/>
           <w:sz w:val="22"/>
         </w:rPr>
-        <w:t>頼んだ、のはさ、あんたたちの弁護士に、だよね。政治家に、じゃなくて。</w:t>
+        <w:t>頼んだのはさ、あんたたちの弁護士にだよね。政治家にじゃなくて。</w:t>
       </w:r>
     </w:p>
     <w:p>
@@ -1948,7 +1948,7 @@
           <w:color w:val="555555"/>
           <w:sz w:val="22"/>
         </w:rPr>
-        <w:t>(テレビの画面が、切り替わる。「奥浜1区、波戸町分の開票が、始まりました」。ざわめき。三浦が、思わず、遼の袖を、つかむ。)</w:t>
+        <w:t>(テレビの画面が切り替わる。「奥浜1区、波戸町分の開票が始まりました」。ざわめき。三浦が思わず遼の袖をつかむ。)</w:t>
       </w:r>
     </w:p>
     <w:p>
@@ -2042,7 +2042,7 @@
           <w:color w:val="555555"/>
           <w:sz w:val="22"/>
         </w:rPr>
-        <w:t>(遼は、ダルマを見ている。右目は、白いまま。事務所の時計が、十一時五十分を指す。画面に、数字が、ひとつ、ひとつ、増えていく。)</w:t>
+        <w:t>(遼はダルマを見ている。右目は白いまま。事務所の時計が十一時五十分を指す。画面に、数字がひとつ、ひとつ増えていく。)</w:t>
       </w:r>
     </w:p>
     <w:p>
@@ -2057,7 +2057,7 @@
           <w:color w:val="555555"/>
           <w:sz w:val="22"/>
         </w:rPr>
-        <w:t>(その時、榊の携帯が、ふたたび、鳴る。榊は、画面の名前を見て、顔の筋肉を、一瞬だけ、固くする。)</w:t>
+        <w:t>(その時、榊の携帯がふたたび鳴る。榊は画面の名前を見て、顔の筋肉を一瞬だけ固くする。)</w:t>
       </w:r>
     </w:p>
     <w:p>
@@ -2080,7 +2080,7 @@
           <w:i w:val="0"/>
           <w:sz w:val="22"/>
         </w:rPr>
-        <w:t>……失礼いたします。(廊下へ出る。扉の向こうで、低い声。「はい。奥様。……はい。いえ、ご心配には、及びません。……はい。お代わりいたします」)</w:t>
+        <w:t>……失礼いたします。(廊下へ出る。扉の向こうで低い声。「はい。奥様。……はい。いえ、ご心配には及びません。……はい。お代わりいたします」)</w:t>
       </w:r>
     </w:p>
     <w:p>
@@ -2095,7 +2095,7 @@
           <w:color w:val="555555"/>
           <w:sz w:val="22"/>
         </w:rPr>
-        <w:t>(戻ってきた榊が、遼に、携帯を、差し出す。)</w:t>
+        <w:t>(戻ってきた榊が、遼に携帯を差し出す。)</w:t>
       </w:r>
     </w:p>
     <w:p>
@@ -2118,7 +2118,7 @@
           <w:i w:val="0"/>
           <w:sz w:val="22"/>
         </w:rPr>
-        <w:t>遼さん。お電話です。……お父上の、病室から。</w:t>
+        <w:t>遼さん。お電話です。……お父上の病室から。</w:t>
       </w:r>
     </w:p>
     <w:p>
@@ -2142,7 +2142,7 @@
           <w:color w:val="555555"/>
           <w:sz w:val="22"/>
         </w:rPr>
-        <w:t>(受け取れず、手が、止まる)</w:t>
+        <w:t>(受け取れず、手が止まる)</w:t>
       </w:r>
       <w:r>
         <w:rPr>
@@ -2174,7 +2174,7 @@
           <w:i w:val="0"/>
           <w:sz w:val="22"/>
         </w:rPr>
-        <w:t>奥様が、「少しだけ」と。テレビの前から、離れないので、と。</w:t>
+        <w:t>奥様が「少しだけ」と。テレビの前から離れないので、と。</w:t>
       </w:r>
     </w:p>
     <w:p>
@@ -2189,7 +2189,7 @@
           <w:color w:val="555555"/>
           <w:sz w:val="22"/>
         </w:rPr>
-        <w:t>(遼は、全員の顔を見る。大城が、無言で、顎を動かす。「出な」。遼は、廊下に出て、窓際で、携帯を、耳に当てる。)</w:t>
+        <w:t>(遼は全員の顔を見る。大城が無言で顎を動かす。「出な」。遼は廊下に出て、窓際で携帯を耳に当てる。)</w:t>
       </w:r>
     </w:p>
     <w:p>
@@ -2219,7 +2219,7 @@
           <w:color w:val="555555"/>
           <w:sz w:val="22"/>
         </w:rPr>
-        <w:t>(午後11時55分。事務所の廊下。窓の外は、雨上がりの、濡れた駅前。遼の背中の向こうに、事務所のドアの隙間から、テレビの光が、細く漏れる。)</w:t>
+        <w:t>(午後11時55分。事務所の廊下。窓の外は雨上がりの、濡れた駅前。遼の背中の向こう、事務所のドアの隙間から、テレビの光が細く漏れる。)</w:t>
       </w:r>
     </w:p>
     <w:p>
@@ -2234,7 +2234,7 @@
           <w:color w:val="555555"/>
           <w:sz w:val="22"/>
         </w:rPr>
-        <w:t>(都内の病院の個室。ベッドを起こした功。点滴の管。壁掛けの小さなテレビ。ベッドの脇の椅子に、澄子。机の上に、湯呑みが、一つ。)</w:t>
+        <w:t>(都内の病院の個室。ベッドを起こした功。点滴の管。壁掛けの小さなテレビ。ベッドの脇の椅子に澄子。机の上に湯呑みが一つ。)</w:t>
       </w:r>
     </w:p>
     <w:p>
@@ -2258,16 +2258,16 @@
           <w:color w:val="555555"/>
           <w:sz w:val="22"/>
         </w:rPr>
-        <w:t>(携帯を、功の耳元へ)</w:t>
-      </w:r>
-      <w:r>
-        <w:rPr>
-          <w:rFonts w:ascii="Times New Roman" w:hAnsi="Times New Roman" w:eastAsia="Malgun Gothic"/>
-          <w:b w:val="0"/>
-          <w:i w:val="0"/>
-          <w:sz w:val="22"/>
-        </w:rPr>
-        <w:t>……遼、聞こえる? お父さん、さっきから、テレビを、一秒も、離さないの。看護師さんが、血圧を測るたびに、「画面を、隠さないで」って。</w:t>
+        <w:t>(携帯を功の耳元へ)</w:t>
+      </w:r>
+      <w:r>
+        <w:rPr>
+          <w:rFonts w:ascii="Times New Roman" w:hAnsi="Times New Roman" w:eastAsia="Malgun Gothic"/>
+          <w:b w:val="0"/>
+          <w:i w:val="0"/>
+          <w:sz w:val="22"/>
+        </w:rPr>
+        <w:t>……遼、聞こえる? お父さん、さっきからテレビを一秒も離さないの。看護師さんが血圧を測るたびに、「画面を隠さないで」って。</w:t>
       </w:r>
     </w:p>
     <w:p>
@@ -2323,7 +2323,7 @@
           <w:i w:val="0"/>
           <w:sz w:val="22"/>
         </w:rPr>
-        <w:t>ごめんなさいね。選挙の晩に、電話して。お父さんが、「かけろ」って。</w:t>
+        <w:t>ごめんなさいね。選挙の晩に電話して。お父さんが「かけろ」って。</w:t>
       </w:r>
     </w:p>
     <w:p>
@@ -2370,7 +2370,7 @@
           <w:color w:val="555555"/>
           <w:sz w:val="22"/>
         </w:rPr>
-        <w:t>(電話の声。細い、しかし、はっきりした)</w:t>
+        <w:t>(電話の声。細いが、はっきりした)</w:t>
       </w:r>
       <w:r>
         <w:rPr>
@@ -2471,7 +2471,7 @@
           <w:i w:val="0"/>
           <w:sz w:val="22"/>
         </w:rPr>
-        <w:t>数字を、見ている。丸山が、二百十二票。あとは、波戸だ。</w:t>
+        <w:t>数字を見ている。丸山が二百十二票。あとは波戸だ。</w:t>
       </w:r>
     </w:p>
     <w:p>
@@ -2517,7 +2517,7 @@
           <w:i w:val="0"/>
           <w:sz w:val="22"/>
         </w:rPr>
-        <w:t>波戸は、最後に、動く。三十年前から、そうだ。この選挙区の票は、一番遠くから来る。……私は、波戸に、一度も、勝てなかった。</w:t>
+        <w:t>波戸は最後に動く。三十年前からそうだ。この選挙区の票は、一番遠くから来る。……私は波戸に、一度も勝てなかった。</w:t>
       </w:r>
     </w:p>
     <w:p>
@@ -2573,7 +2573,7 @@
           <w:i w:val="0"/>
           <w:sz w:val="22"/>
         </w:rPr>
-        <w:t>波戸の票は、いつも、半分は、敵に回った。原発の、補助金が、この町に、入ったとき。私が、その、予算の席に、座っていたから。</w:t>
+        <w:t>波戸の票は、いつも半分は敵に回った。原発の補助金がこの町に入ったとき、私がその予算の席に座っていたから。</w:t>
       </w:r>
     </w:p>
     <w:p>
@@ -2619,7 +2619,7 @@
           <w:i w:val="0"/>
           <w:sz w:val="22"/>
         </w:rPr>
-        <w:t>今日、波戸は、おまえに、入れるだろう。それは、私が、取れなかった票だ。</w:t>
+        <w:t>今日、波戸はおまえに入れるだろう。それは私が取れなかった票だ。</w:t>
       </w:r>
     </w:p>
     <w:p>
@@ -2634,7 +2634,7 @@
           <w:color w:val="555555"/>
           <w:sz w:val="22"/>
         </w:rPr>
-        <w:t>(遼は、窓ガラスの向こうの、水たまりに映る、街灯を見る。電話の向こうで、ひと呼吸、重い。)</w:t>
+        <w:t>(遼は窓ガラスの向こうの、水たまりに映る街灯を見る。電話の向こうで、ひと呼吸が重い。)</w:t>
       </w:r>
     </w:p>
     <w:p>
@@ -2680,7 +2680,7 @@
           <w:i w:val="0"/>
           <w:sz w:val="22"/>
         </w:rPr>
-        <w:t>数字は、どうでもいい。……遼。</w:t>
+        <w:t>数字はどうでもいい。……遼。</w:t>
       </w:r>
     </w:p>
     <w:p>
@@ -2726,7 +2726,7 @@
           <w:i w:val="0"/>
           <w:sz w:val="22"/>
         </w:rPr>
-        <w:t>負けても、勝っても、言うことは、同じだ。「お世話になりました」と、頭を下げろ。最初の一票にも、最後の一票にも。</w:t>
+        <w:t>負けても勝っても、言うことは同じだ。「お世話になりました」と頭を下げろ。最初の一票にも最後の一票にも。</w:t>
       </w:r>
     </w:p>
     <w:p>
@@ -2815,7 +2815,7 @@
           <w:i w:val="0"/>
           <w:sz w:val="22"/>
         </w:rPr>
-        <w:t>遼。あのね、お父さん、さっきから、一度も、「頑張れ」って、言わないでしょう。あの人、その言葉、知らないのよ。</w:t>
+        <w:t>遼。あのね、お父さん、さっきから一度も「頑張れ」って言わないでしょう。あの人、その言葉を知らないのよ。</w:t>
       </w:r>
     </w:p>
     <w:p>
@@ -2838,7 +2838,7 @@
           <w:i w:val="0"/>
           <w:sz w:val="22"/>
         </w:rPr>
-        <w:t>母さん、僕、ここで、一度、切ります。</w:t>
+        <w:t>母さん、僕、ここで一度切ります。</w:t>
       </w:r>
     </w:p>
     <w:p>
@@ -2861,7 +2861,7 @@
           <w:i w:val="0"/>
           <w:sz w:val="22"/>
         </w:rPr>
-        <w:t>ええ。……あ、待って。画面が。(声が、少し弾む)遼。出てるわ。テレビ。「奥浜1区、真壁遼候補、当選確実」。</w:t>
+        <w:t>ええ。……あ、待って。画面が。(声が少し弾む)遼。出てるわ。テレビ。「奥浜1区、真壁遼候補、当選確実」。</w:t>
       </w:r>
     </w:p>
     <w:p>
@@ -2907,7 +2907,7 @@
           <w:i w:val="0"/>
           <w:sz w:val="22"/>
         </w:rPr>
-        <w:t>「波戸町分の、第一回の、中間が入って、真壁候補、逆転」……いえ、いま、「当選確実」って、赤い字で。</w:t>
+        <w:t>「波戸町分の第一回の中間が入って、真壁候補、逆転」……いえ、いま「当選確実」って、赤い字で。</w:t>
       </w:r>
     </w:p>
     <w:p>
@@ -2922,7 +2922,7 @@
           <w:color w:val="555555"/>
           <w:sz w:val="22"/>
         </w:rPr>
-        <w:t>(遼の指が、携帯を、強く握る。事務所の方から、わっという、歓声の、うねりが、廊下まで届く。扉が開き、翔太が、顔だけ出す。)</w:t>
+        <w:t>(遼の指が携帯を強く握る。事務所の方から、わっという歓声のうねりが廊下まで届く。扉が開き、翔太が顔だけ出す。)</w:t>
       </w:r>
     </w:p>
     <w:p>
@@ -2960,7 +2960,7 @@
           <w:color w:val="555555"/>
           <w:sz w:val="22"/>
         </w:rPr>
-        <w:t>(遼は、電話を耳に当てたまま、動けない。その間に、功の声が、澄子の携帯越しに、聞こえる。ごく短い、一言だけ。)</w:t>
+        <w:t>(遼は電話を耳に当てたまま動けない。その間に、功の声が澄子の携帯越しに聞こえる。ごく短い一言だけ。)</w:t>
       </w:r>
     </w:p>
     <w:p>
@@ -3053,7 +3053,7 @@
           <w:color w:val="555555"/>
           <w:sz w:val="22"/>
         </w:rPr>
-        <w:t>(笑い声が、涙に、ほとんど、混じる)</w:t>
+        <w:t>(笑い声が涙にほとんど混じる)</w:t>
       </w:r>
       <w:r>
         <w:rPr>
@@ -3164,7 +3164,7 @@
           <w:i w:val="0"/>
           <w:sz w:val="22"/>
         </w:rPr>
-        <w:t>湯呑みを、一つ、取っておけ。いつか、そこで、茶を飲む。</w:t>
+        <w:t>湯呑みを一つ取っておけ。いつかそこで茶を飲む。</w:t>
       </w:r>
     </w:p>
     <w:p>
@@ -3202,7 +3202,7 @@
           <w:color w:val="555555"/>
           <w:sz w:val="22"/>
         </w:rPr>
-        <w:t>(通話が切れる。遼は、廊下の壁に、背中を、預ける。しばらく、そのまま。事務所のドアの向こうで、誰かが、ダルマの名前を呼んでいる。「右目! 右目、入れて!」)</w:t>
+        <w:t>(通話が切れる。遼は廊下の壁に背中を預ける。しばらくそのまま。事務所のドアの向こうで、誰かがダルマの名前を呼んでいる。「右目! 右目、入れて!」)</w:t>
       </w:r>
     </w:p>
     <w:p>
@@ -3232,7 +3232,7 @@
           <w:color w:val="555555"/>
           <w:sz w:val="22"/>
         </w:rPr>
-        <w:t>(午前0時40分。事務所。パイプ椅子が、押しのけられ、人が、壁際まで、あふれている。テレビの画面には、「当選確実」の文字と、「真壁遼 無所属 新」。票差は、まだ、確定していないが、数千の差が、ついたらしい。)</w:t>
+        <w:t>(午前0時40分。事務所。パイプ椅子が押しのけられ、人が壁際まであふれている。テレビの画面には「当選確実」の文字と「真壁遼 無所属 新」。票差はまだ確定していないが、数千の差がついたらしい。)</w:t>
       </w:r>
     </w:p>
     <w:p>
@@ -3247,7 +3247,7 @@
           <w:color w:val="555555"/>
           <w:sz w:val="22"/>
         </w:rPr>
-        <w:t>(机の上のダルマ。大城が、黒い筆ペンを、遼に差し出す。)</w:t>
+        <w:t>(机の上のダルマ。大城が黒い筆ペンを遼に差し出す。)</w:t>
       </w:r>
     </w:p>
     <w:p>
@@ -3316,7 +3316,7 @@
           <w:i w:val="0"/>
           <w:sz w:val="22"/>
         </w:rPr>
-        <w:t>ほかに、誰が。手、震えてるじゃん。</w:t>
+        <w:t>ほかに誰が。手、震えてるじゃん。</w:t>
       </w:r>
     </w:p>
     <w:p>
@@ -3340,7 +3340,7 @@
           <w:color w:val="555555"/>
           <w:sz w:val="22"/>
         </w:rPr>
-        <w:t>(筆ペンを受け取る。確かに、指が、少し、震える)</w:t>
+        <w:t>(筆ペンを受け取る。確かに指が少し震える)</w:t>
       </w:r>
       <w:r>
         <w:rPr>
@@ -3373,16 +3373,16 @@
           <w:color w:val="555555"/>
           <w:sz w:val="22"/>
         </w:rPr>
-        <w:t>(酸素ボンベを、そっと撫で、車椅子を、机に寄せる)</w:t>
-      </w:r>
-      <w:r>
-        <w:rPr>
-          <w:rFonts w:ascii="Times New Roman" w:hAnsi="Times New Roman" w:eastAsia="Malgun Gothic"/>
-          <w:b w:val="0"/>
-          <w:i w:val="0"/>
-          <w:sz w:val="22"/>
-        </w:rPr>
-        <w:t>先生。ダルマの目は、ひとつ、願う時と、ひとつ、叶った時だ。二つ目の目は、「ありがとう」の目だ。</w:t>
+        <w:t>(酸素ボンベをそっと撫で、車椅子を机に寄せる)</w:t>
+      </w:r>
+      <w:r>
+        <w:rPr>
+          <w:rFonts w:ascii="Times New Roman" w:hAnsi="Times New Roman" w:eastAsia="Malgun Gothic"/>
+          <w:b w:val="0"/>
+          <w:i w:val="0"/>
+          <w:sz w:val="22"/>
+        </w:rPr>
+        <w:t>先生。ダルマの目はひとつ、願う時とひとつ、叶った時だ。二つ目の目は「ありがとう」の目だ。</w:t>
       </w:r>
     </w:p>
     <w:p>
@@ -3405,7 +3405,7 @@
           <w:i w:val="0"/>
           <w:sz w:val="22"/>
         </w:rPr>
-        <w:t>「ありがとう」の、目。</w:t>
+        <w:t>「ありがとう」の目。</w:t>
       </w:r>
     </w:p>
     <w:p>
@@ -3428,7 +3428,7 @@
           <w:i w:val="0"/>
           <w:sz w:val="22"/>
         </w:rPr>
-        <w:t>んだ。願いの目は、先生の目だが、礼の目は、みんなの目だ。……だから、みんなで、見てろ。</w:t>
+        <w:t>んだ。願いの目は先生の目だが、礼の目はみんなの目だ。……だから、みんなで見てろ。</w:t>
       </w:r>
     </w:p>
     <w:p>
@@ -3443,7 +3443,7 @@
           <w:color w:val="555555"/>
           <w:sz w:val="22"/>
         </w:rPr>
-        <w:t>(遼は、ダルマに向き合う。静かな息。筆が、右目に触れる。黒い丸が、丁寧に、塗られる。ダルマが、両目で、事務所を見る。拍手。歓声。女将が、ハンカチで、顔を覆う。)</w:t>
+        <w:t>(遼はダルマに向き合う。静かな息。筆が右目に触れる。黒い丸が丁寧に塗られる。ダルマが両目で事務所を見る。拍手。歓声。女将がハンカチで顔を覆う。)</w:t>
       </w:r>
     </w:p>
     <w:p>
@@ -3458,7 +3458,7 @@
           <w:color w:val="555555"/>
           <w:sz w:val="22"/>
         </w:rPr>
-        <w:t>(その時、榊が、咳払いをして、遼の前に、一歩、出る。深く、頭を下げる。)</w:t>
+        <w:t>(その時、榊が咳払いをして、遼の前に一歩出る。深く頭を下げる。)</w:t>
       </w:r>
     </w:p>
     <w:p>
@@ -3537,7 +3537,7 @@
           <w:i w:val="0"/>
           <w:sz w:val="22"/>
         </w:rPr>
-        <w:t>事務長として、最後の仕事です。当選の際の、御挨拶の言葉を、一応、用意いたしました。(紙を、差し出す)ただし、お読みになるかどうかは、先生の、ご判断です。</w:t>
+        <w:t>事務長として最後の仕事です。当選の際のご挨拶の言葉を、一応用意いたしました。(紙を差し出す)ただし、お読みになるかどうかは先生のご判断です。</w:t>
       </w:r>
     </w:p>
     <w:p>
@@ -3662,7 +3662,7 @@
           <w:i w:val="0"/>
           <w:sz w:val="22"/>
         </w:rPr>
-        <w:t>僕は、「栄誉」とは、言いません。</w:t>
+        <w:t>僕は「栄誉」とは言いません。</w:t>
       </w:r>
     </w:p>
     <w:p>
@@ -3686,16 +3686,16 @@
           <w:color w:val="555555"/>
           <w:sz w:val="22"/>
         </w:rPr>
-        <w:t>(わずかに、口元が、動く)</w:t>
-      </w:r>
-      <w:r>
-        <w:rPr>
-          <w:rFonts w:ascii="Times New Roman" w:hAnsi="Times New Roman" w:eastAsia="Malgun Gothic"/>
-          <w:b w:val="0"/>
-          <w:i w:val="0"/>
-          <w:sz w:val="22"/>
-        </w:rPr>
-        <w:t>承知しております。……その、一枚は、保険です。</w:t>
+        <w:t>(わずかに口元が動く)</w:t>
+      </w:r>
+      <w:r>
+        <w:rPr>
+          <w:rFonts w:ascii="Times New Roman" w:hAnsi="Times New Roman" w:eastAsia="Malgun Gothic"/>
+          <w:b w:val="0"/>
+          <w:i w:val="0"/>
+          <w:sz w:val="22"/>
+        </w:rPr>
+        <w:t>承知しております。……その一枚は保険です。</w:t>
       </w:r>
     </w:p>
     <w:p>
@@ -3710,7 +3710,7 @@
           <w:color w:val="555555"/>
           <w:sz w:val="22"/>
         </w:rPr>
-        <w:t>(大城が、横から、「あたしにも、見せて」と、遼の紙を、のぞきこむ。「うわ、定型」と、声が出て、事務所が、笑う。遼は、紙を、二つに折り、胸ポケットに入れる。)</w:t>
+        <w:t>(大城が横から「あたしにも見せて」と、遼の紙をのぞきこむ。「うわ、定型」と声が出て、事務所が笑う。遼は紙を二つに折り、胸ポケットに入れる。)</w:t>
       </w:r>
     </w:p>
     <w:p>
@@ -3725,7 +3725,7 @@
           <w:color w:val="555555"/>
           <w:sz w:val="22"/>
         </w:rPr>
-        <w:t>(テレビの前に、地元局のカメラが、一台、入ってくる。カメラマンと、リポーターが、「当選、おめでとうございます」と、頭を下げる。遼が、ダルマの横に、立つ。マイクが、差し出される。)</w:t>
+        <w:t>(テレビの前に、地元局のカメラが一台入ってくる。カメラマンとリポーターが「当選、おめでとうございます」と頭を下げる。遼がダルマの横に立つ。マイクが差し出される。)</w:t>
       </w:r>
     </w:p>
     <w:p>
@@ -3781,7 +3781,7 @@
           <w:i w:val="0"/>
           <w:sz w:val="22"/>
         </w:rPr>
-        <w:t>当選の、今のお気持ちを。</w:t>
+        <w:t>当選の今のお気持ちを。</w:t>
       </w:r>
     </w:p>
     <w:p>
@@ -3804,7 +3804,7 @@
           <w:i w:val="0"/>
           <w:sz w:val="22"/>
         </w:rPr>
-        <w:t>勝ったという感じは、ありません。……今夜、最後に、数えられた波戸町の票は、僕のものではありません。あの町の方々が、預けてくださったものです。預かったものは、返さなければなりません。</w:t>
+        <w:t>勝ったという感じはありません。……今夜、最後に数えられた波戸町の票は、僕のものではありません。あの町の方々が預けてくださったものです。預かったものは、返さなければなりません。</w:t>
       </w:r>
     </w:p>
     <w:p>
@@ -3850,7 +3850,7 @@
           <w:i w:val="0"/>
           <w:sz w:val="22"/>
         </w:rPr>
-        <w:t>何を、どう返すかは、これから、考えます。まず、今夜は、……万歳は、しません。それは、お断りします。</w:t>
+        <w:t>何をどう返すかは、これから考えます。まず今夜は、……万歳はしません。それはお断りします。</w:t>
       </w:r>
     </w:p>
     <w:p>
@@ -3865,7 +3865,7 @@
           <w:color w:val="555555"/>
           <w:sz w:val="22"/>
         </w:rPr>
-        <w:t>(リポーターが、戸惑って、カメラマンと目を合わせる。後ろから、女将が、小さく、手を叩く。それが、事務所中に、広がる。拍手は、万歳の代わりに、続く。)</w:t>
+        <w:t>(リポーターが戸惑って、カメラマンと目を合わせる。後ろから女将が小さく手を叩く。それが事務所中に広がる。拍手は万歳の代わりに続く。)</w:t>
       </w:r>
     </w:p>
     <w:p>
@@ -3880,7 +3880,7 @@
           <w:color w:val="555555"/>
           <w:sz w:val="22"/>
         </w:rPr>
-        <w:t>(柚木が、後ろの壁際で、手帳を閉じ、そっと、一回だけ、ペンを置く。)</w:t>
+        <w:t>(柚木が後ろの壁際で手帳を閉じ、そっと一回だけペンを置く。)</w:t>
       </w:r>
     </w:p>
     <w:p>
@@ -3910,7 +3910,7 @@
           <w:color w:val="555555"/>
           <w:sz w:val="22"/>
         </w:rPr>
-        <w:t>(11月1日(月)、午前6時。桐生法律事務所。窓の外は、薄い青。遼は、前夜、ほとんど眠らず、三時間ほど、事務所のソファで横になっただけ。茜と三浦は、まだ、来ていない。鉄瓶から、湯気。階段に、軽い足音。柚木が、折りたたんだ新聞を、胸に抱えて、入ってくる。)</w:t>
+        <w:t>(11月1日(月)、午前6時。桐生法律事務所。窓の外は薄い青。遼は前夜ほとんど眠らず、三時間ほど事務所のソファで横になっただけ。茜と三浦はまだ来ていない。鉄瓶から湯気。階段に軽い足音。柚木が折りたたんだ新聞を胸に抱えて入ってくる。)</w:t>
       </w:r>
     </w:p>
     <w:p>
@@ -3979,7 +3979,7 @@
           <w:i w:val="0"/>
           <w:sz w:val="22"/>
         </w:rPr>
-        <w:t>朝刊の、締め切りが、午前一時でした。そのあと、輪転機が、回って。(新聞を、差し出す)一番に、お見せしたくて。</w:t>
+        <w:t>朝刊の締め切りが午前一時でした。そのあと輪転機が回って。(新聞を差し出す)一番にお見せしたくて。</w:t>
       </w:r>
     </w:p>
     <w:p>
@@ -3994,7 +3994,7 @@
           <w:color w:val="555555"/>
           <w:sz w:val="22"/>
         </w:rPr>
-        <w:t>(一面。見出し。「真壁遼氏、初当選 無所属 約4300票差で与党新人に」。写真は、ダルマに、右目を入れる遼の手。遼は、新聞を、両手で、受け取る。)</w:t>
+        <w:t>(一面。見出し。「真壁遼氏、初当選 無所属 約4300票差で与党新人に」。写真は、ダルマに右目を入れる遼の手。遼は新聞を両手で受け取る。)</w:t>
       </w:r>
     </w:p>
     <w:p>
@@ -4040,7 +4040,7 @@
           <w:i w:val="0"/>
           <w:sz w:val="22"/>
         </w:rPr>
-        <w:t>確定は、今日の午後。でも、記事には「約4300票差」と。</w:t>
+        <w:t>確定は今日の午後。でも、記事には「約4300票差」と。</w:t>
       </w:r>
     </w:p>
     <w:p>
@@ -4086,7 +4086,7 @@
           <w:i w:val="0"/>
           <w:sz w:val="22"/>
         </w:rPr>
-        <w:t>三千二百票が、真壁さんに入って、丸山さんに入ったのは、約千七百票。</w:t>
+        <w:t>三千二百票が真壁さんに入って、丸山さんに入ったのは約千七百票。</w:t>
       </w:r>
     </w:p>
     <w:p>
@@ -4132,7 +4132,7 @@
           <w:i w:val="0"/>
           <w:sz w:val="22"/>
         </w:rPr>
-        <w:t>汐見市内で、先生が、約二千八百票、勝ちました。ほかの地域は、ほぼ、同数。</w:t>
+        <w:t>汐見市内で、先生が約二千八百票勝ちました。ほかの地域はほぼ同数。</w:t>
       </w:r>
     </w:p>
     <w:p>
@@ -4156,16 +4156,16 @@
           <w:color w:val="555555"/>
           <w:sz w:val="22"/>
         </w:rPr>
-        <w:t>(数字を、頭の中で、足す)</w:t>
-      </w:r>
-      <w:r>
-        <w:rPr>
-          <w:rFonts w:ascii="Times New Roman" w:hAnsi="Times New Roman" w:eastAsia="Malgun Gothic"/>
-          <w:b w:val="0"/>
-          <w:i w:val="0"/>
-          <w:sz w:val="22"/>
-        </w:rPr>
-        <w:t>……全部、足すと、四千三百。……足りたのは、本当に、わずかです。</w:t>
+        <w:t>(数字を頭の中で足す)</w:t>
+      </w:r>
+      <w:r>
+        <w:rPr>
+          <w:rFonts w:ascii="Times New Roman" w:hAnsi="Times New Roman" w:eastAsia="Malgun Gothic"/>
+          <w:b w:val="0"/>
+          <w:i w:val="0"/>
+          <w:sz w:val="22"/>
+        </w:rPr>
+        <w:t>……全部足すと、四千三百。……足りたのは、本当にわずかです。</w:t>
       </w:r>
     </w:p>
     <w:p>
@@ -4203,7 +4203,7 @@
           <w:color w:val="555555"/>
           <w:sz w:val="22"/>
         </w:rPr>
-        <w:t>(遼は、二面にまたがる記事の、最後の段に、目を移す。小さな活字。)</w:t>
+        <w:t>(遼は、二面にまたがる記事の最後の段に目を移す。小さな活字。)</w:t>
       </w:r>
     </w:p>
     <w:p>
@@ -4227,7 +4227,7 @@
           <w:color w:val="555555"/>
           <w:sz w:val="22"/>
         </w:rPr>
-        <w:t>(声を、少し、潜める)</w:t>
+        <w:t>(声を少し潜める)</w:t>
       </w:r>
       <w:r>
         <w:rPr>
@@ -4292,7 +4292,7 @@
           <w:i w:val="0"/>
           <w:sz w:val="22"/>
         </w:rPr>
-        <w:t>「真壁氏は、今期限りで引退を表明している真壁功衆院議員(73)の長男。三代続く政治家の家に生まれ、十八歳で家を出た。弁護士として、原発事故の避難者の訴訟を担当してきた。今回の選挙では、父の地盤で、父の党の公認を断り、無所属で戦った。当選の報を、病床の父は、テレビで見たという。」</w:t>
+        <w:t>「真壁氏は、今期限りで引退を表明している真壁功衆院議員(73)の長男。三代続く政治家の家に生まれ、十八歳で家を出た。弁護士として原発事故の避難者の訴訟を担当してきた。今回の選挙では、父の地盤で、父の党の公認を断り、無所属で戦った。当選の報を、病床の父はテレビで見たという。」</w:t>
       </w:r>
     </w:p>
     <w:p>
@@ -4307,7 +4307,7 @@
           <w:color w:val="555555"/>
           <w:sz w:val="22"/>
         </w:rPr>
-        <w:t>(沈黙。階段の下を、新聞配達の、自転車の音が、通り過ぎる。)</w:t>
+        <w:t>(沈黙。階段の下を、新聞配達の自転車の音が通り過ぎる。)</w:t>
       </w:r>
     </w:p>
     <w:p>
@@ -4330,7 +4330,7 @@
           <w:i w:val="0"/>
           <w:sz w:val="22"/>
         </w:rPr>
-        <w:t>……ここまで、書かれると、思いませんでした。</w:t>
+        <w:t>……ここまで書かれるとは思いませんでした。</w:t>
       </w:r>
     </w:p>
     <w:p>
@@ -4353,7 +4353,7 @@
           <w:i w:val="0"/>
           <w:sz w:val="22"/>
         </w:rPr>
-        <w:t>「最後の一行に、なる日」、でしたよね。</w:t>
+        <w:t>「最後の一行になる日」でしたよね。</w:t>
       </w:r>
     </w:p>
     <w:p>
@@ -4376,7 +4376,7 @@
           <w:i w:val="0"/>
           <w:sz w:val="22"/>
         </w:rPr>
-        <w:t>ええ。(新聞に、目を落としたまま)僕が、「言うなら、自分で」と、あの時は、言いました。でも、今日の、この文章の、方が、ずっと、上手です。</w:t>
+        <w:t>ええ。(新聞に目を落としたまま)僕は「言うなら、自分で」と、あの時は言いました。でも、今日のこの文章の方が、ずっと上手です。</w:t>
       </w:r>
     </w:p>
     <w:p>
@@ -4422,7 +4422,7 @@
           <w:i w:val="0"/>
           <w:sz w:val="22"/>
         </w:rPr>
-        <w:t>書いてくださって、ありがとうございます。「父の名ではなく」とは、書かなかった。僕は、そう言いたかったかも、しれませんが、それは、僕の言い訳です。柚木さんが、書かなかったのは、正しい。</w:t>
+        <w:t>書いてくださってありがとうございます。「父の名ではなく」とは書かなかった。僕はそう言いたかったかもしれませんが、それは僕の言い訳です。柚木さんが書かなかったのは正しい。</w:t>
       </w:r>
     </w:p>
     <w:p>
@@ -4445,7 +4445,7 @@
           <w:i w:val="0"/>
           <w:sz w:val="22"/>
         </w:rPr>
-        <w:t>……私、あの日、先生に、約束しました。「最後の一行になる日まで、書かない」。あの約束は、守りました。今日が、その日だと、思ったので。</w:t>
+        <w:t>……私、あの日、先生に約束しました。「最後の一行になる日まで書かない」。あの約束は守りました。今日がその日だと思ったので。</w:t>
       </w:r>
     </w:p>
     <w:p>
@@ -4501,7 +4501,7 @@
           <w:i w:val="0"/>
           <w:sz w:val="22"/>
         </w:rPr>
-        <w:t>先生。これから、私は、政治部の人間に、なります。県庁と、市議会と、国会の「報告」の、取材。先生は、取材される側に、なります。</w:t>
+        <w:t>先生。これから私は政治部の人間になります。県庁と市議会と、国会の「報告」の取材。先生は取材される側になります。</w:t>
       </w:r>
     </w:p>
     <w:p>
@@ -4547,7 +4547,7 @@
           <w:i w:val="0"/>
           <w:sz w:val="22"/>
         </w:rPr>
-        <w:t>だから、今日で、約束は、ここまで。明日からは、遠慮なく、質問します。</w:t>
+        <w:t>だから、今日で約束はここまで。明日からは遠慮なく質問します。</w:t>
       </w:r>
     </w:p>
     <w:p>
@@ -4580,7 +4580,7 @@
           <w:i w:val="0"/>
           <w:sz w:val="22"/>
         </w:rPr>
-        <w:t>どうぞ。僕は、答えないかも、しれません。</w:t>
+        <w:t>どうぞ。僕は答えないかもしれません。</w:t>
       </w:r>
     </w:p>
     <w:p>
@@ -4603,7 +4603,7 @@
           <w:i w:val="0"/>
           <w:sz w:val="22"/>
         </w:rPr>
-        <w:t>答えなければ、「答えなかった」と、書きます。</w:t>
+        <w:t>答えなければ「答えなかった」と書きます。</w:t>
       </w:r>
     </w:p>
     <w:p>
@@ -4626,7 +4626,7 @@
           <w:i w:val="0"/>
           <w:sz w:val="22"/>
         </w:rPr>
-        <w:t>……それが、正しいと、思います。</w:t>
+        <w:t>……それが正しいと思います。</w:t>
       </w:r>
     </w:p>
     <w:p>
@@ -4664,7 +4664,7 @@
           <w:i w:val="0"/>
           <w:sz w:val="22"/>
         </w:rPr>
-        <w:t>先生。お茶、いただいて、いいですか。</w:t>
+        <w:t>先生。お茶をいただいていいですか。</w:t>
       </w:r>
     </w:p>
     <w:p>
@@ -4687,7 +4687,7 @@
           <w:i w:val="0"/>
           <w:sz w:val="22"/>
         </w:rPr>
-        <w:t>ええ。(湯呑みを、棚から取る)……一杯だけ、ですが。</w:t>
+        <w:t>ええ。(湯呑みを棚から取る)……一杯だけですが。</w:t>
       </w:r>
     </w:p>
     <w:p>
@@ -4711,7 +4711,7 @@
           <w:color w:val="555555"/>
           <w:sz w:val="22"/>
         </w:rPr>
-        <w:t>(一瞬、目を丸くして)</w:t>
+        <w:t>(一瞬目を丸くして)</w:t>
       </w:r>
       <w:r>
         <w:rPr>
@@ -4743,7 +4743,7 @@
           <w:i w:val="0"/>
           <w:sz w:val="22"/>
         </w:rPr>
-        <w:t>ええ。(焙烙の缶を、開ける)父の、言い方です。</w:t>
+        <w:t>ええ。(焙烙の缶を開ける)父の言い方です。</w:t>
       </w:r>
     </w:p>
     <w:p>
@@ -4773,7 +4773,7 @@
           <w:color w:val="555555"/>
           <w:sz w:val="22"/>
         </w:rPr>
-        <w:t>(11月3日(水)、文化の日。午後二時。都内、病院の個室。窓の外に、銀杏の黄色が、ちらつく。功は、ベッドを三十度ほど、起こしている。一ヶ月前より、頬が、こけたように見える。遼が、紙袋を提げて、入ってくる。後ろに、澄子。)</w:t>
+        <w:t>(11月3日(水)、文化の日。午後二時。都内、病院の個室。窓の外に銀杏の黄色がちらつく。功はベッドを三十度ほど起こしている。一ヶ月前より頬がこけたように見える。遼が紙袋を提げて入ってくる。後ろに澄子。)</w:t>
       </w:r>
     </w:p>
     <w:p>
@@ -4842,7 +4842,7 @@
           <w:i w:val="0"/>
           <w:sz w:val="22"/>
         </w:rPr>
-        <w:t>汐見から、ここまで、何時間だ。</w:t>
+        <w:t>汐見からここまで何時間だ。</w:t>
       </w:r>
     </w:p>
     <w:p>
@@ -4865,7 +4865,7 @@
           <w:i w:val="0"/>
           <w:sz w:val="22"/>
         </w:rPr>
-        <w:t>特急で、三時間と、少し。</w:t>
+        <w:t>特急で三時間と少し。</w:t>
       </w:r>
     </w:p>
     <w:p>
@@ -4903,7 +4903,7 @@
           <w:color w:val="555555"/>
           <w:sz w:val="22"/>
         </w:rPr>
-        <w:t>(遼は、ベッド脇の、丸椅子に座る。澄子が、窓際の、もう一つの椅子に、腰を下ろす。紙袋から、遼が、小さな缶と、携帯用の、小さな急須を出す。)</w:t>
+        <w:t>(遼はベッド脇の丸椅子に座る。澄子が窓際のもう一つの椅子に腰を下ろす。紙袋から、遼が小さな缶と携帯用の小さな急須を出す。)</w:t>
       </w:r>
     </w:p>
     <w:p>
@@ -4926,7 +4926,7 @@
           <w:i w:val="0"/>
           <w:sz w:val="22"/>
         </w:rPr>
-        <w:t>持ち込み、看護師さんに、お願いしておいたのよ。「一杯だけ」って。</w:t>
+        <w:t>持ち込みは、看護師さんにお願いしておいたのよ。「一杯だけ」って。</w:t>
       </w:r>
     </w:p>
     <w:p>
@@ -5028,7 +5028,7 @@
           <w:i w:val="0"/>
           <w:sz w:val="22"/>
         </w:rPr>
-        <w:t>先生が、決めた、やり方です。火を止める、目安です。</w:t>
+        <w:t>先生が決めたやり方です。火を止める目安です。</w:t>
       </w:r>
     </w:p>
     <w:p>
@@ -5061,7 +5061,7 @@
           <w:i w:val="0"/>
           <w:sz w:val="22"/>
         </w:rPr>
-        <w:t>桐生の、癖か。</w:t>
+        <w:t>桐生の癖か。</w:t>
       </w:r>
     </w:p>
     <w:p>
@@ -5076,7 +5076,7 @@
           <w:color w:val="555555"/>
           <w:sz w:val="22"/>
         </w:rPr>
-        <w:t>(遼が、病室の湯沸かしポットから、湯を急須に注ぐ。蒸らす。澄子が、湯呑みを、二つ、出す。功の分は、小さい、薄手の。)</w:t>
+        <w:t>(遼が病室の湯沸かしポットから湯を急須に注ぐ。蒸らす。澄子が湯呑みを二つ出す。功の分は小さい薄手の。)</w:t>
       </w:r>
     </w:p>
     <w:p>
@@ -5099,7 +5099,7 @@
           <w:i w:val="0"/>
           <w:sz w:val="22"/>
         </w:rPr>
-        <w:t>食事は、まだ、制限が。</w:t>
+        <w:t>食事はまだ制限が。</w:t>
       </w:r>
     </w:p>
     <w:p>
@@ -5122,7 +5122,7 @@
           <w:i w:val="0"/>
           <w:sz w:val="22"/>
         </w:rPr>
-        <w:t>医者が、「一口だけなら」と、言った。……私は、「一杯」と言った。</w:t>
+        <w:t>医者が「一口だけなら」と言った。……私は「一杯」と言った。</w:t>
       </w:r>
     </w:p>
     <w:p>
@@ -5183,7 +5183,7 @@
           <w:color w:val="555555"/>
           <w:sz w:val="22"/>
         </w:rPr>
-        <w:t>(湯呑みが、功の手に、渡る。両手で、かすかに、震えながら、功が、唇に近づけ、一口、含む。喉が、動く。部屋に、焙じた茶の匂いが、広がる。)</w:t>
+        <w:t>(湯呑みが功の手に渡る。両手でかすかに震えながら、功が唇に近づけ、一口含む。喉が動く。部屋に焙じた茶の匂いが広がる。)</w:t>
       </w:r>
     </w:p>
     <w:p>
@@ -5276,16 +5276,16 @@
           <w:color w:val="555555"/>
           <w:sz w:val="22"/>
         </w:rPr>
-        <w:t>(そっと、目元を押さえる)</w:t>
-      </w:r>
-      <w:r>
-        <w:rPr>
-          <w:rFonts w:ascii="Times New Roman" w:hAnsi="Times New Roman" w:eastAsia="Malgun Gothic"/>
-          <w:b w:val="0"/>
-          <w:i w:val="0"/>
-          <w:sz w:val="22"/>
-        </w:rPr>
-        <w:t>あの人が、うまい、なんて。</w:t>
+        <w:t>(そっと目元を押さえる)</w:t>
+      </w:r>
+      <w:r>
+        <w:rPr>
+          <w:rFonts w:ascii="Times New Roman" w:hAnsi="Times New Roman" w:eastAsia="Malgun Gothic"/>
+          <w:b w:val="0"/>
+          <w:i w:val="0"/>
+          <w:sz w:val="22"/>
+        </w:rPr>
+        <w:t>あの人がうまいなんて。</w:t>
       </w:r>
     </w:p>
     <w:p>
@@ -5354,7 +5354,7 @@
           <w:i w:val="0"/>
           <w:sz w:val="22"/>
         </w:rPr>
-        <w:t>余計なことを、言うな。</w:t>
+        <w:t>余計なことを言うな。</w:t>
       </w:r>
     </w:p>
     <w:p>
@@ -5392,7 +5392,7 @@
           <w:color w:val="555555"/>
           <w:sz w:val="22"/>
         </w:rPr>
-        <w:t>(沈黙。遼が、自分の湯呑みに、茶を注ぎ、ゆっくり、飲む。窓の外の、銀杏の葉が、一枚、舞う。)</w:t>
+        <w:t>(沈黙。遼が自分の湯呑みに茶を注ぎ、ゆっくり飲む。窓の外の銀杏の葉が一枚舞う。)</w:t>
       </w:r>
     </w:p>
     <w:p>
@@ -5461,7 +5461,7 @@
           <w:i w:val="0"/>
           <w:sz w:val="22"/>
         </w:rPr>
-        <w:t>国会に、席を、持った。……席は、選べん。当選回数と、会派で、決まる。一年生は、後ろだ。</w:t>
+        <w:t>国会に席を持った。……席は選べん。当選回数と会派で決まる。一年生は後ろだ。</w:t>
       </w:r>
     </w:p>
     <w:p>
@@ -5507,7 +5507,7 @@
           <w:i w:val="0"/>
           <w:sz w:val="22"/>
         </w:rPr>
-        <w:t>後ろの席は、いい。……全体が、見える。前の席の者の、背中も、見える。</w:t>
+        <w:t>後ろの席はいい。……全体が見える。前の席の者の背中も見える。</w:t>
       </w:r>
     </w:p>
     <w:p>
@@ -5530,7 +5530,7 @@
           <w:i w:val="0"/>
           <w:sz w:val="22"/>
         </w:rPr>
-        <w:t>父さんは、どこに、座っていたんですか。</w:t>
+        <w:t>父さんはどこに座っていたんですか。</w:t>
       </w:r>
     </w:p>
     <w:p>
@@ -5553,7 +5553,7 @@
           <w:i w:val="0"/>
           <w:sz w:val="22"/>
         </w:rPr>
-        <w:t>一期目は、後ろだった。八期目は、前から二列目だった。……前は、見えるが、後ろは、見えん。</w:t>
+        <w:t>一期目は後ろだった。八期目は前から二列目だった。……前は見えるが、後ろは見えん。</w:t>
       </w:r>
     </w:p>
     <w:p>
@@ -5568,7 +5568,7 @@
           <w:color w:val="555555"/>
           <w:sz w:val="22"/>
         </w:rPr>
-        <w:t>(澄子が、膝の上の、布の包みから、薄い、古い文庫本を取り出す。表紙の色が、褪せている。)</w:t>
+        <w:t>(澄子が膝の上の布の包みから、薄い古い文庫本を取り出す。表紙の色が褪せている。)</w:t>
       </w:r>
     </w:p>
     <w:p>
@@ -5637,7 +5637,7 @@
           <w:i w:val="0"/>
           <w:sz w:val="22"/>
         </w:rPr>
-        <w:t>遼が、小さい頃、あなたの選挙のたびに、わたしが、この本を、読んであげたの。夜、お布団の中で。あなたが、帰って来ないから。</w:t>
+        <w:t>遼が小さい頃、あなたの選挙のたびに、わたしがこの本を読んであげたの。夜、お布団の中で。あなたが帰って来ないから。</w:t>
       </w:r>
     </w:p>
     <w:p>
@@ -5693,7 +5693,7 @@
           <w:i w:val="0"/>
           <w:sz w:val="22"/>
         </w:rPr>
-        <w:t>遼は、覚えてないかしら。あなたは、「その詩の、意味は」って、聞いたのよ。わたしの顔を見て、「戦争の詩だから、よく分からない」って。</w:t>
+        <w:t>遼は覚えてないかしら。あなたは「その詩の意味は」って聞いたのよ。わたしの顔を見て、「戦争の詩だから、よく分からない」って。</w:t>
       </w:r>
     </w:p>
     <w:p>
@@ -5716,7 +5716,7 @@
           <w:i w:val="0"/>
           <w:sz w:val="22"/>
         </w:rPr>
-        <w:t>……覚えています。「お母さんは、なんで、泣くの」って、聞いた気がします。</w:t>
+        <w:t>……覚えています。「お母さんはなんで泣くの」って聞いた気がします。</w:t>
       </w:r>
     </w:p>
     <w:p>
@@ -5739,7 +5739,7 @@
           <w:i w:val="0"/>
           <w:sz w:val="22"/>
         </w:rPr>
-        <w:t>そう。(本を開く。声を、低くして、読み始める)</w:t>
+        <w:t>そう。(本を開く。声を低くして読み始める)</w:t>
       </w:r>
     </w:p>
     <w:p>
@@ -5866,7 +5866,7 @@
           <w:color w:val="555555"/>
           <w:sz w:val="22"/>
         </w:rPr>
-        <w:t>(部屋が、静まる。澄子の声は、細いが、揺れない。功が、目を閉じて、聞いている。)</w:t>
+        <w:t>(部屋が静まる。澄子の声は細いが、揺れない。功が目を閉じて聞いている。)</w:t>
       </w:r>
     </w:p>
     <w:p>
@@ -5889,7 +5889,7 @@
           <w:i w:val="0"/>
           <w:sz w:val="22"/>
         </w:rPr>
-        <w:t>与謝野晶子が、日露戦争に行った、弟さんに、書いた詩。……わたしは、この「弟」を、あなたに、読み替えて、読んでいたの。「あゝあなたよ、君を泣く」って。毎晩、遼に、読み聞かせながら。</w:t>
+        <w:t>与謝野晶子が、日露戦争に行った弟さんに書いた詩。……わたしはこの「弟」をあなたに読み替えて読んでいたの。「あゝあなたよ、君を泣く」って。毎晩、遼に読み聞かせながら。</w:t>
       </w:r>
     </w:p>
     <w:p>
@@ -5935,7 +5935,7 @@
           <w:i w:val="0"/>
           <w:sz w:val="22"/>
         </w:rPr>
-        <w:t>「親は刃をにぎらせて」の「刃」を、わたしは、「議員バッジ」だと、思っていた。あなたのお父さんは、あなたに、バッジを握らせて、育てたでしょう。……あなたは、遼に、握らせなかった。握らせたのは、わたしの、方だったのかもしれない。本を、渡して。</w:t>
+        <w:t>「親は刃をにぎらせて」の「刃」を、わたしは「議員バッジ」だと思っていた。あなたのお父さんは、あなたにバッジを握らせて育てたでしょう。……あなたは遼に握らせなかった。握らせたのは、わたしの方だったのかもしれない。本を渡して。</w:t>
       </w:r>
     </w:p>
     <w:p>
@@ -5981,7 +5981,7 @@
           <w:i w:val="0"/>
           <w:sz w:val="22"/>
         </w:rPr>
-        <w:t>ごめんなさい。いま言う話じゃないわね。でも、遼。あなたは、バッジを、自分で、握った。それが、少し、うれしくて、少し、こわいの。</w:t>
+        <w:t>ごめんなさい。いま言う話じゃないわね。でも、遼。あなたはバッジを自分で握った。それが少しうれしくて、少しこわいの。</w:t>
       </w:r>
     </w:p>
     <w:p>
@@ -6060,7 +6060,7 @@
           <w:i w:val="0"/>
           <w:sz w:val="22"/>
         </w:rPr>
-        <w:t>「君死にたまふことなかれ」は、君が、死ぬな、だ。……私が、死ぬな、では、ない。</w:t>
+        <w:t>「君死にたまふことなかれ」は、君が死ぬな、だ。……私が死ぬな、ではない。</w:t>
       </w:r>
     </w:p>
     <w:p>
@@ -6152,7 +6152,7 @@
           <w:i w:val="0"/>
           <w:sz w:val="22"/>
         </w:rPr>
-        <w:t>死ぬな。……仕事で、死ぬな。私は、そうして、死ぬところだ。</w:t>
+        <w:t>死ぬな。……仕事で死ぬな。私はそうして死ぬところだ。</w:t>
       </w:r>
     </w:p>
     <w:p>
@@ -6167,7 +6167,7 @@
           <w:color w:val="555555"/>
           <w:sz w:val="22"/>
         </w:rPr>
-        <w:t>(遼は、返事ができない。喉が、動く。指が、膝の上で、握りしめられる。)</w:t>
+        <w:t>(遼は返事ができない。喉が動く。指が膝の上で握りしめられる。)</w:t>
       </w:r>
     </w:p>
     <w:p>
@@ -6190,7 +6190,7 @@
           <w:i w:val="0"/>
           <w:sz w:val="22"/>
         </w:rPr>
-        <w:t>……はい。父さんも、まだ。</w:t>
+        <w:t>……はい。父さんもまだ。</w:t>
       </w:r>
     </w:p>
     <w:p>
@@ -6236,7 +6236,7 @@
           <w:i w:val="0"/>
           <w:sz w:val="22"/>
         </w:rPr>
-        <w:t>父さんが、まだ、どこへも。</w:t>
+        <w:t>父さんがまだ、どこへも。</w:t>
       </w:r>
     </w:p>
     <w:p>
@@ -6260,16 +6260,16 @@
           <w:color w:val="555555"/>
           <w:sz w:val="22"/>
         </w:rPr>
-        <w:t>(かすかに、笑う)</w:t>
-      </w:r>
-      <w:r>
-        <w:rPr>
-          <w:rFonts w:ascii="Times New Roman" w:hAnsi="Times New Roman" w:eastAsia="Malgun Gothic"/>
-          <w:b w:val="0"/>
-          <w:i w:val="0"/>
-          <w:sz w:val="22"/>
-        </w:rPr>
-        <w:t>遼。……今日は、湯呑みを、取っておけ、と、言ったな。</w:t>
+        <w:t>(かすかに笑う)</w:t>
+      </w:r>
+      <w:r>
+        <w:rPr>
+          <w:rFonts w:ascii="Times New Roman" w:hAnsi="Times New Roman" w:eastAsia="Malgun Gothic"/>
+          <w:b w:val="0"/>
+          <w:i w:val="0"/>
+          <w:sz w:val="22"/>
+        </w:rPr>
+        <w:t>遼。……今日は「湯呑みを取っておけ」と言ったな。</w:t>
       </w:r>
     </w:p>
     <w:p>
@@ -6315,7 +6315,7 @@
           <w:i w:val="0"/>
           <w:sz w:val="22"/>
         </w:rPr>
-        <w:t>私が、飲めなくなったら、おまえが、二つ、淹れろ。一つを、私の分に、して、置け。</w:t>
+        <w:t>私が飲めなくなったら、おまえが二つ淹れろ。一つを私の分にして置け。</w:t>
       </w:r>
     </w:p>
     <w:p>
@@ -6353,7 +6353,7 @@
           <w:color w:val="555555"/>
           <w:sz w:val="22"/>
         </w:rPr>
-        <w:t>(澄子が、本を、膝に、置く。遼は、もう一度、急須から、湯を注ぐ。功の湯呑みに、ほんの、少し。それを、功は、もう、飲まない。ただ、湯気を、見ている。)</w:t>
+        <w:t>(澄子が本を膝に置く。遼はもう一度、急須から湯を注ぐ。功の湯呑みにほんの少し。それを功はもう飲まない。ただ湯気を見ている。)</w:t>
       </w:r>
     </w:p>
     <w:p>
@@ -6383,7 +6383,7 @@
           <w:color w:val="555555"/>
           <w:sz w:val="22"/>
         </w:rPr>
-        <w:t>(11月6日(土)、午後七時。駅前の路地、「潮彩」。いつもの、赤提灯。引き戸に、手書きの貼り紙。「本日、貸し切り(当選祝いじゃありません、慰労会です)」。暖簾の内側に、座敷とカウンター。遼、茜、三浦、榊、大城、和代、翔太、遠藤(車椅子)、柚木、そして、元・後援会支部長の、小柄な老人、大沼が、座敷の端に、遠慮がちに座っている。)</w:t>
+        <w:t>(11月6日(土)、午後七時。駅前の路地、「潮彩」。いつもの赤提灯。引き戸に手書きの貼り紙。「本日、貸し切り(当選祝いじゃありません、慰労会です)」。暖簾の内側に座敷とカウンター。遼、茜、三浦、榊、大城、和代、翔太、遠藤(車椅子)、柚木、そして元・後援会支部長の小柄な老人、大沼が、座敷の端に遠慮がちに座っている。)</w:t>
       </w:r>
     </w:p>
     <w:p>
@@ -6406,7 +6406,7 @@
           <w:i w:val="0"/>
           <w:sz w:val="22"/>
         </w:rPr>
-        <w:t>皆さん、お疲れさまでした。……とりあえず、ビールか、お茶か、日本酒か、どれ。</w:t>
+        <w:t>皆さん、お疲れさまでした。……とりあえず、ビールかお茶か日本酒か、どれ。</w:t>
       </w:r>
     </w:p>
     <w:p>
@@ -6498,7 +6498,7 @@
           <w:i w:val="0"/>
           <w:sz w:val="22"/>
         </w:rPr>
-        <w:t>先生が、飲まないなら、おれも、飲まないっす。</w:t>
+        <w:t>先生が飲まないなら、おれも飲まないっす。</w:t>
       </w:r>
     </w:p>
     <w:p>
@@ -6577,7 +6577,7 @@
           <w:i w:val="0"/>
           <w:sz w:val="22"/>
         </w:rPr>
-        <w:t>じゃ、決まり。ビールは、中ジョッキ、八つね。(カウンターの奥から、酒瓶を持ち上げる)あと、これは、日本酒。「汐見の誉」。うちの店の、一番、いいやつ。今夜は、乾杯用に。</w:t>
+        <w:t>じゃ、決まり。ビールは中ジョッキ八つね。(カウンターの奥から酒瓶を持ち上げる)あと、これは日本酒。「汐見の誉」。うちの店の一番いいやつ。今夜は乾杯用に。</w:t>
       </w:r>
     </w:p>
     <w:p>
@@ -6646,7 +6646,7 @@
           <w:i w:val="0"/>
           <w:sz w:val="22"/>
         </w:rPr>
-        <w:t>当選した人に、お酒を、あげるのは、駄目。お祝いの、寄附になる。</w:t>
+        <w:t>当選した人にお酒をあげるのは駄目。お祝いの寄附になる。</w:t>
       </w:r>
     </w:p>
     <w:p>
@@ -6679,7 +6679,7 @@
           <w:i w:val="0"/>
           <w:sz w:val="22"/>
         </w:rPr>
-        <w:t>……なんで、あんた、そんなに、詳しいの。</w:t>
+        <w:t>……なんで、あんたそんなに詳しいの。</w:t>
       </w:r>
     </w:p>
     <w:p>
@@ -6702,7 +6702,7 @@
           <w:i w:val="0"/>
           <w:sz w:val="22"/>
         </w:rPr>
-        <w:t>前の選挙のとき、公選法の、本、読み込んだから。「当選祝い」の名目で、酒や、花を贈ると、場合によっては、寄附の禁止に、ひっかかる。……はず。弁護士さんに、確認して。</w:t>
+        <w:t>前の選挙のとき、公選法の本を読み込んだから。「当選祝い」の名目で酒や花を贈ると、場合によっては寄附の禁止にひっかかる。……はず。弁護士さんに確認して。</w:t>
       </w:r>
     </w:p>
     <w:p>
@@ -6735,7 +6735,7 @@
           <w:i w:val="0"/>
           <w:sz w:val="22"/>
         </w:rPr>
-        <w:t>一般論としては、そうです。候補者への、政治活動に関する寄附は、制限されます。ただ、「慰労会」で、飲食代を、参加者が、負担する形なら、問題はありません。</w:t>
+        <w:t>一般論としては、そうです。候補者への政治活動に関する寄附は制限されます。ただ、「慰労会」で飲食代を参加者が負担する形なら、問題はありません。</w:t>
       </w:r>
     </w:p>
     <w:p>
@@ -6758,7 +6758,7 @@
           <w:i w:val="0"/>
           <w:sz w:val="22"/>
         </w:rPr>
-        <w:t>それ、先に、言って。じゃ、割り勘。ちゃんと、割り勘。</w:t>
+        <w:t>それ、先に言って。じゃ、割り勘。ちゃんと割り勘。</w:t>
       </w:r>
     </w:p>
     <w:p>
@@ -6781,7 +6781,7 @@
           <w:i w:val="0"/>
           <w:sz w:val="22"/>
         </w:rPr>
-        <w:t>ありがとうございます。そうして、ください。</w:t>
+        <w:t>ありがとうございます。そうしてください。</w:t>
       </w:r>
     </w:p>
     <w:p>
@@ -6804,7 +6804,7 @@
           <w:i w:val="0"/>
           <w:sz w:val="22"/>
         </w:rPr>
-        <w:t>割り勘、ね。(ふと、苦笑して)なんか、寂しいわ。当選祝いなのに。</w:t>
+        <w:t>割り勘、ね。(ふと苦笑して)なんか寂しいわ。当選祝いなのに。</w:t>
       </w:r>
     </w:p>
     <w:p>
@@ -6827,7 +6827,7 @@
           <w:i w:val="0"/>
           <w:sz w:val="22"/>
         </w:rPr>
-        <w:t>割り勘が、いいんです。僕が、この町の人と、同じ立場で、飲みたい。</w:t>
+        <w:t>割り勘がいいんです。僕がこの町の人と同じ立場で飲みたい。</w:t>
       </w:r>
     </w:p>
     <w:p>
@@ -6850,7 +6850,7 @@
           <w:i w:val="0"/>
           <w:sz w:val="22"/>
         </w:rPr>
-        <w:t>……そっか。(瓶を、カウンターに戻し、別の瓶を取る)じゃあ、これは、「うちの、サービス」。お酒じゃなくて、お通し。味噌漬けの、大根。</w:t>
+        <w:t>……そっか。(瓶をカウンターに戻し、別の瓶を取る)じゃあ、これは「うちのサービス」。お酒じゃなくて、お通し。味噌漬けの大根。</w:t>
       </w:r>
     </w:p>
     <w:p>
@@ -6896,7 +6896,7 @@
           <w:i w:val="0"/>
           <w:sz w:val="22"/>
         </w:rPr>
-        <w:t>お通し程度は、社会通念の範囲内、だと。</w:t>
+        <w:t>お通し程度は社会通念の範囲内だと。</w:t>
       </w:r>
     </w:p>
     <w:p>
@@ -6957,7 +6957,7 @@
           <w:color w:val="555555"/>
           <w:sz w:val="22"/>
         </w:rPr>
-        <w:t>(飲み物が、配られる。遠藤が、湯呑みを持ち上げる。座敷が、静かになる。)</w:t>
+        <w:t>(飲み物が配られる。遠藤が湯呑みを持ち上げる。座敷が静かになる。)</w:t>
       </w:r>
     </w:p>
     <w:p>
@@ -6980,7 +6980,7 @@
           <w:i w:val="0"/>
           <w:sz w:val="22"/>
         </w:rPr>
-        <w:t>先生。おら、一言だけ、言わせてくれ。</w:t>
+        <w:t>先生。おら、一言だけ言わせてくれ。</w:t>
       </w:r>
     </w:p>
     <w:p>
@@ -7027,16 +7027,16 @@
           <w:color w:val="555555"/>
           <w:sz w:val="22"/>
         </w:rPr>
-        <w:t>(ゆっくり、一語ずつ)</w:t>
-      </w:r>
-      <w:r>
-        <w:rPr>
-          <w:rFonts w:ascii="Times New Roman" w:hAnsi="Times New Roman" w:eastAsia="Malgun Gothic"/>
-          <w:b w:val="0"/>
-          <w:i w:val="0"/>
-          <w:sz w:val="22"/>
-        </w:rPr>
-        <w:t>ようやった。……んだが、それは、ここまでだ。</w:t>
+        <w:t>(ゆっくり一語ずつ)</w:t>
+      </w:r>
+      <w:r>
+        <w:rPr>
+          <w:rFonts w:ascii="Times New Roman" w:hAnsi="Times New Roman" w:eastAsia="Malgun Gothic"/>
+          <w:b w:val="0"/>
+          <w:i w:val="0"/>
+          <w:sz w:val="22"/>
+        </w:rPr>
+        <w:t>ようやった。……んだが、それはここまでだ。</w:t>
       </w:r>
     </w:p>
     <w:p>
@@ -7082,7 +7082,7 @@
           <w:i w:val="0"/>
           <w:sz w:val="22"/>
         </w:rPr>
-        <w:t>議員先生になるんだべ。国会に、行く。汐見から、遠い。遠い所に、行ったら、おら達の浜が、見えなくなる。見えなくなるのは、悪いことだ。</w:t>
+        <w:t>議員先生になるんだべ。国会に行く。汐見から遠い。遠い所に行ったら、おら達の浜が見えなくなる。見えなくなるのは悪いことだ。</w:t>
       </w:r>
     </w:p>
     <w:p>
@@ -7128,7 +7128,7 @@
           <w:i w:val="0"/>
           <w:sz w:val="22"/>
         </w:rPr>
-        <w:t>一年に一回、浜に、立て。三月十一日でなくていい。夏でも、冬でも。「行く」と、先生が、言えば、おらは、死なねえ。(間)……三月、四月、おらが、倒れたら、見に来い。倒れてなくても、見に来い。</w:t>
+        <w:t>一年に一回、浜に立て。三月十一日でなくていい。夏でも冬でも。「行く」と先生が言えば、おらは死なねえ。(間)……三月、四月、おらが倒れたら見に来い。倒れてなくても見に来い。</w:t>
       </w:r>
     </w:p>
     <w:p>
@@ -7174,7 +7174,7 @@
           <w:i w:val="0"/>
           <w:sz w:val="22"/>
         </w:rPr>
-        <w:t>約束は、いらねえ。「行く」と、言え。</w:t>
+        <w:t>約束はいらねえ。「行く」と言え。</w:t>
       </w:r>
     </w:p>
     <w:p>
@@ -7230,7 +7230,7 @@
           <w:i w:val="0"/>
           <w:sz w:val="22"/>
         </w:rPr>
-        <w:t>それで、いい。(湯呑みを高く)乾杯。……いや、「献杯」、でねえや、乾杯だ。</w:t>
+        <w:t>それでいい。(湯呑みを高く)乾杯。……いや、「献杯」でねえや、乾杯だ。</w:t>
       </w:r>
     </w:p>
     <w:p>
@@ -7245,7 +7245,7 @@
           <w:color w:val="555555"/>
           <w:sz w:val="22"/>
         </w:rPr>
-        <w:t>(座敷が、「乾杯」と、声を合わせる。ジョッキと、湯呑みが、軽く、ぶつかる。大沼が、座敷の端で、ビールに、口を、つけられない。遼が、気づく。)</w:t>
+        <w:t>(座敷が「乾杯」と声を合わせる。ジョッキと湯呑みが軽くぶつかる。大沼が座敷の端で、ビールに口をつけられない。遼が気づく。)</w:t>
       </w:r>
     </w:p>
     <w:p>
@@ -7301,7 +7301,7 @@
           <w:i w:val="0"/>
           <w:sz w:val="22"/>
         </w:rPr>
-        <w:t>あ、先生、……いや、今日は、わたしが、場違いで。</w:t>
+        <w:t>あ、先生、……いや、今日はわたしが場違いで。</w:t>
       </w:r>
     </w:p>
     <w:p>
@@ -7347,7 +7347,7 @@
           <w:i w:val="0"/>
           <w:sz w:val="22"/>
         </w:rPr>
-        <w:t>先生の事務所の、後援会を、わたしは、辞めた身で。選挙のあいだも、何も、できんで。</w:t>
+        <w:t>先生の事務所の後援会を、わたしは辞めた身で。選挙のあいだも何もできんで。</w:t>
       </w:r>
     </w:p>
     <w:p>
@@ -7370,7 +7370,7 @@
           <w:i w:val="0"/>
           <w:sz w:val="22"/>
         </w:rPr>
-        <w:t>辞める前の、二年間、ずっと、お世話になりました。</w:t>
+        <w:t>辞める前の二年間、ずっとお世話になりました。</w:t>
       </w:r>
     </w:p>
     <w:p>
@@ -7393,7 +7393,7 @@
           <w:i w:val="0"/>
           <w:sz w:val="22"/>
         </w:rPr>
-        <w:t>……真壁先生。わたしは、今夜、ここに、来るかどうか、三日、迷った。昔の、功先生の、支部長が、遼先生に、「おめでとう」と言っていいのか、って。</w:t>
+        <w:t>……真壁先生。わたしは今夜ここに来るかどうか、三日迷った。昔の功先生の支部長が、遼先生に「おめでとう」と言っていいのか、って。</w:t>
       </w:r>
     </w:p>
     <w:p>
@@ -7440,16 +7440,16 @@
           <w:color w:val="555555"/>
           <w:sz w:val="22"/>
         </w:rPr>
-        <w:t>(深く、息を吸う)</w:t>
-      </w:r>
-      <w:r>
-        <w:rPr>
-          <w:rFonts w:ascii="Times New Roman" w:hAnsi="Times New Roman" w:eastAsia="Malgun Gothic"/>
-          <w:b w:val="0"/>
-          <w:i w:val="0"/>
-          <w:sz w:val="22"/>
-        </w:rPr>
-        <w:t>……おめでとうございます。先生。……いや、遼さんと、呼ばせてください。功先生の坊ちゃんの頃の、呼び方を。</w:t>
+        <w:t>(深く息を吸う)</w:t>
+      </w:r>
+      <w:r>
+        <w:rPr>
+          <w:rFonts w:ascii="Times New Roman" w:hAnsi="Times New Roman" w:eastAsia="Malgun Gothic"/>
+          <w:b w:val="0"/>
+          <w:i w:val="0"/>
+          <w:sz w:val="22"/>
+        </w:rPr>
+        <w:t>……おめでとうございます。先生。……いや、遼さんと呼ばせてください。功先生の坊ちゃんの頃の呼び方を。</w:t>
       </w:r>
     </w:p>
     <w:p>
@@ -7495,7 +7495,7 @@
           <w:i w:val="0"/>
           <w:sz w:val="22"/>
         </w:rPr>
-        <w:t>遼さん。功先生は、八期、やりました。あの人は、頭を下げるのが、本当は、嫌いな人です。でも、頭を、下げ続けた。……遼さんは、頭を下げるのが、うまい。その代わり、頭を、上げるときを、間違えんで、ください。</w:t>
+        <w:t>遼さん。功先生は八期やりました。あの人は頭を下げるのが本当は嫌いな人です。でも、頭を下げ続けた。……遼さんは頭を下げるのがうまい。その代わり、頭を上げるときを間違えんでください。</w:t>
       </w:r>
     </w:p>
     <w:p>
@@ -7518,7 +7518,7 @@
           <w:i w:val="0"/>
           <w:sz w:val="22"/>
         </w:rPr>
-        <w:t>肝に、銘じます。</w:t>
+        <w:t>肝に銘じます。</w:t>
       </w:r>
     </w:p>
     <w:p>
@@ -7566,7 +7566,7 @@
           <w:color w:val="555555"/>
           <w:sz w:val="22"/>
         </w:rPr>
-        <w:t>(女将が、焼いた、サンマを、運んでくる。翔太が、「おれ、一番に、食っていいっすか」と、言う。和代が、頭を、軽く、叩く。座敷が、また、騒がしくなる。柚木が、端で、静かに、ビールを一口。遼の隣に、座る。)</w:t>
+        <w:t>(女将が焼いたサンマを運んでくる。翔太が「おれ、一番に食っていいっすか」と言う。和代が頭を軽く叩く。座敷がまた騒がしくなる。柚木が端で静かにビールを一口。遼の隣に座る。)</w:t>
       </w:r>
     </w:p>
     <w:p>
@@ -7612,7 +7612,7 @@
           <w:i w:val="0"/>
           <w:sz w:val="22"/>
         </w:rPr>
-        <w:t>いえ。……お茶で、いいんです。</w:t>
+        <w:t>いえ。……お茶でいいんです。</w:t>
       </w:r>
     </w:p>
     <w:p>
@@ -7645,7 +7645,7 @@
           <w:i w:val="0"/>
           <w:sz w:val="22"/>
         </w:rPr>
-        <w:t>それが、先生らしいです。</w:t>
+        <w:t>それが先生らしいです。</w:t>
       </w:r>
     </w:p>
     <w:p>
@@ -7675,7 +7675,7 @@
           <w:color w:val="555555"/>
           <w:sz w:val="22"/>
         </w:rPr>
-        <w:t>(11月9日(火)、午後九時。桐生法律事務所。応接室。鉄瓶が、静かに、鳴っている。机の上に、新しい、濃紺のスーツと、白いシャツ。細い、ネクタイの箱。茜が、アイロン台を、床に、広げている。三浦が、ハンガーを、持ってくる。)</w:t>
+        <w:t>(11月9日(火)、午後九時。桐生法律事務所。応接室。鉄瓶が静かに鳴っている。机の上に新しい濃紺のスーツと白いシャツ。細いネクタイの箱。茜がアイロン台を床に広げている。三浦がハンガーを持ってくる。)</w:t>
       </w:r>
     </w:p>
     <w:p>
@@ -7698,7 +7698,7 @@
           <w:i w:val="0"/>
           <w:sz w:val="22"/>
         </w:rPr>
-        <w:t>先生、スーツ、これで、いいんですか。駅前の、紳士服の、吊るしの。</w:t>
+        <w:t>先生、スーツはこれでいいんですか。駅前の紳士服の吊るしの。</w:t>
       </w:r>
     </w:p>
     <w:p>
@@ -7744,7 +7744,7 @@
           <w:i w:val="0"/>
           <w:sz w:val="22"/>
         </w:rPr>
-        <w:t>裾は、私が、止めておきました。ミシンが、ないので、かがり縫いですけど。</w:t>
+        <w:t>裾は私が止めておきました。ミシンがないので、かがり縫いですけど。</w:t>
       </w:r>
     </w:p>
     <w:p>
@@ -7791,16 +7791,16 @@
           <w:color w:val="555555"/>
           <w:sz w:val="22"/>
         </w:rPr>
-        <w:t>(アイロンを、肩のラインに、当てる)</w:t>
-      </w:r>
-      <w:r>
-        <w:rPr>
-          <w:rFonts w:ascii="Times New Roman" w:hAnsi="Times New Roman" w:eastAsia="Malgun Gothic"/>
-          <w:b w:val="0"/>
-          <w:i w:val="0"/>
-          <w:sz w:val="22"/>
-        </w:rPr>
-        <w:t>先生、明日、初登院、ですよね。「当選証書」は、先日、もらいましたけど。国会の、登院は、特別国会の召集日から。</w:t>
+        <w:t>(アイロンを肩のラインに当てる)</w:t>
+      </w:r>
+      <w:r>
+        <w:rPr>
+          <w:rFonts w:ascii="Times New Roman" w:hAnsi="Times New Roman" w:eastAsia="Malgun Gothic"/>
+          <w:b w:val="0"/>
+          <w:i w:val="0"/>
+          <w:sz w:val="22"/>
+        </w:rPr>
+        <w:t>先生、明日初登院ですよね。「当選証書」は先日もらいましたけど。国会の登院は特別国会の召集日から。</w:t>
       </w:r>
     </w:p>
     <w:p>
@@ -7823,7 +7823,7 @@
           <w:i w:val="0"/>
           <w:sz w:val="22"/>
         </w:rPr>
-        <w:t>はい。明日、十一月十日。午前十時の、本会議。その前に、議員バッジを、事務局で、受け取ります。</w:t>
+        <w:t>はい。明日、十一月十日。午前十時の本会議。その前に、議員バッジを事務局で受け取ります。</w:t>
       </w:r>
     </w:p>
     <w:p>
@@ -7846,7 +7846,7 @@
           <w:i w:val="0"/>
           <w:sz w:val="22"/>
         </w:rPr>
-        <w:t>バッジ、って、買うんじゃ、ないんですよね。</w:t>
+        <w:t>バッジって、買うんじゃないんですよね。</w:t>
       </w:r>
     </w:p>
     <w:p>
@@ -7869,7 +7869,7 @@
           <w:i w:val="0"/>
           <w:sz w:val="22"/>
         </w:rPr>
-        <w:t>国から、貸与されます。議員を、辞めるときに、返す。</w:t>
+        <w:t>国から貸与されます。議員を辞めるときに返す。</w:t>
       </w:r>
     </w:p>
     <w:p>
@@ -7915,7 +7915,7 @@
           <w:i w:val="0"/>
           <w:sz w:val="22"/>
         </w:rPr>
-        <w:t>父も、そう言っていました。「バッジは、国から借りるものだ」と。</w:t>
+        <w:t>父もそう言っていました。「バッジは国から借りるものだ」と。</w:t>
       </w:r>
     </w:p>
     <w:p>
@@ -7930,7 +7930,7 @@
           <w:color w:val="555555"/>
           <w:sz w:val="22"/>
         </w:rPr>
-        <w:t>(ドアの外で、階段が、軋む。榊が、小さな段ボール箱を、胸に抱えて、入ってくる。ふだんの、黒いコートではなく、グレーの、薄手のジャケット。)</w:t>
+        <w:t>(ドアの外で階段が軋む。榊が小さな段ボール箱を胸に抱えて入ってくる。ふだんの黒いコートではなく、グレーの薄手のジャケット。)</w:t>
       </w:r>
     </w:p>
     <w:p>
@@ -7953,7 +7953,7 @@
           <w:i w:val="0"/>
           <w:sz w:val="22"/>
         </w:rPr>
-        <w:t>遅くに、失礼いたします。先ほど、お母上から、お荷物を、預かりました。「遼に」と。</w:t>
+        <w:t>遅くに失礼いたします。先ほど、お母上からお荷物を預かりました。「遼に」と。</w:t>
       </w:r>
     </w:p>
     <w:p>
@@ -7991,7 +7991,7 @@
           <w:color w:val="555555"/>
           <w:sz w:val="22"/>
         </w:rPr>
-        <w:t>(榊が、段ボールを、机の上に、置く。遼が、箱を、開ける。中に、折りたたまれた、一枚の、ネクタイ。濃い、紺。手書きのメモ。)</w:t>
+        <w:t>(榊が段ボールを机の上に置く。遼が箱を開ける。中に、折りたたまれた一枚のネクタイ。濃い紺。手書きのメモ。)</w:t>
       </w:r>
     </w:p>
     <w:p>
@@ -8024,7 +8024,7 @@
           <w:i w:val="0"/>
           <w:sz w:val="22"/>
         </w:rPr>
-        <w:t>「遼へ。お父さんが、『初登院は、これを』と言って、選びました。わたしは、止めました。派手では、ないけれど、古い、型です。母より」。</w:t>
+        <w:t>「遼へ。お父さんが『初登院はこれを』と言って選びました。わたしは止めました。派手ではないけれど、古い型です。母より」。</w:t>
       </w:r>
     </w:p>
     <w:p>
@@ -8039,7 +8039,7 @@
           <w:color w:val="555555"/>
           <w:sz w:val="22"/>
         </w:rPr>
-        <w:t>(遼が、ネクタイを、手に取る。細い、きれいな織りの、紺。端に、小さな、金糸の、刺繍が、一つ。桐の花。)</w:t>
+        <w:t>(遼がネクタイを手に取る。細くてきれいな織りの紺。端に小さな金糸の刺繍が一つ。桐の花。)</w:t>
       </w:r>
     </w:p>
     <w:p>
@@ -8095,7 +8095,7 @@
           <w:i w:val="0"/>
           <w:sz w:val="22"/>
         </w:rPr>
-        <w:t>……いえ。桐ではなく、「真壁」の、家紋の、略です。祖父の、代から。</w:t>
+        <w:t>……いえ。桐ではなく、「真壁」の家紋の略です。祖父の代から。</w:t>
       </w:r>
     </w:p>
     <w:p>
@@ -8118,7 +8118,7 @@
           <w:i w:val="0"/>
           <w:sz w:val="22"/>
         </w:rPr>
-        <w:t>初代、先生の、ネクタイです。私が、知る限り、四十年ほど前に、特注された、もの。初代先生は、参議院の、議場に、これを、締めて、立たれました。二代目、功先生は、この、ネクタイを、一度も、お使いに、なりませんでした。</w:t>
+        <w:t>初代先生のネクタイです。私の知る限り、四十年ほど前に特注されたもの。初代先生は参議院の議場に、これを締めて立たれました。二代目の功先生は、このネクタイを一度もお使いになりませんでした。</w:t>
       </w:r>
     </w:p>
     <w:p>
@@ -8164,7 +8164,7 @@
           <w:i w:val="0"/>
           <w:sz w:val="22"/>
         </w:rPr>
-        <w:t>「自分の、色ではない」と。ただ、手放すことも、なさらず、箪笥の奥に、しまわれていました。……今夜、お母上が、「出して」と、頼まれ、先生が、「持っていけ」と、言われたそうです。</w:t>
+        <w:t>「自分の色ではない」と。ただ、手放すこともなさらず、箪笥の奥にしまわれていました。……今夜、お母上が「出して」と頼まれ、先生が「持っていけ」と言われたそうです。</w:t>
       </w:r>
     </w:p>
     <w:p>
@@ -8188,16 +8188,16 @@
           <w:color w:val="555555"/>
           <w:sz w:val="22"/>
         </w:rPr>
-        <w:t>(手を、止める)</w:t>
-      </w:r>
-      <w:r>
-        <w:rPr>
-          <w:rFonts w:ascii="Times New Roman" w:hAnsi="Times New Roman" w:eastAsia="Malgun Gothic"/>
-          <w:b w:val="0"/>
-          <w:i w:val="0"/>
-          <w:sz w:val="22"/>
-        </w:rPr>
-        <w:t>……それは、重いですね。</w:t>
+        <w:t>(手を止める)</w:t>
+      </w:r>
+      <w:r>
+        <w:rPr>
+          <w:rFonts w:ascii="Times New Roman" w:hAnsi="Times New Roman" w:eastAsia="Malgun Gothic"/>
+          <w:b w:val="0"/>
+          <w:i w:val="0"/>
+          <w:sz w:val="22"/>
+        </w:rPr>
+        <w:t>……それは重いですね。</w:t>
       </w:r>
     </w:p>
     <w:p>
@@ -8221,16 +8221,16 @@
           <w:color w:val="555555"/>
           <w:sz w:val="22"/>
         </w:rPr>
-        <w:t>(ネクタイを、広げたまま)</w:t>
-      </w:r>
-      <w:r>
-        <w:rPr>
-          <w:rFonts w:ascii="Times New Roman" w:hAnsi="Times New Roman" w:eastAsia="Malgun Gothic"/>
-          <w:b w:val="0"/>
-          <w:i w:val="0"/>
-          <w:sz w:val="22"/>
-        </w:rPr>
-        <w:t>重い、です。……でも、締めます。</w:t>
+        <w:t>(ネクタイを広げたまま)</w:t>
+      </w:r>
+      <w:r>
+        <w:rPr>
+          <w:rFonts w:ascii="Times New Roman" w:hAnsi="Times New Roman" w:eastAsia="Malgun Gothic"/>
+          <w:b w:val="0"/>
+          <w:i w:val="0"/>
+          <w:sz w:val="22"/>
+        </w:rPr>
+        <w:t>重いです。……でも、締めます。</w:t>
       </w:r>
     </w:p>
     <w:p>
@@ -8253,7 +8253,7 @@
           <w:i w:val="0"/>
           <w:sz w:val="22"/>
         </w:rPr>
-        <w:t>遼先生。それ、いいんですか。お父さんの、色じゃないって、言ってたのに。</w:t>
+        <w:t>遼先生。それ、いいんですか。お父さんの色じゃないって言ってたのに。</w:t>
       </w:r>
     </w:p>
     <w:p>
@@ -8276,7 +8276,7 @@
           <w:i w:val="0"/>
           <w:sz w:val="22"/>
         </w:rPr>
-        <w:t>父は、自分の色を、持っていませんでした。八期、他人の色で、歩いた。……だから、僕は、色を、借りて、返します。バッジと、同じです。</w:t>
+        <w:t>父は自分の色を持っていませんでした。八期、他人の色で歩いた。……だから僕は、色を借りて返します。バッジと同じです。</w:t>
       </w:r>
     </w:p>
     <w:p>
@@ -8300,16 +8300,16 @@
           <w:color w:val="555555"/>
           <w:sz w:val="22"/>
         </w:rPr>
-        <w:t>(小さく、うなずく)</w:t>
-      </w:r>
-      <w:r>
-        <w:rPr>
-          <w:rFonts w:ascii="Times New Roman" w:hAnsi="Times New Roman" w:eastAsia="Malgun Gothic"/>
-          <w:b w:val="0"/>
-          <w:i w:val="0"/>
-          <w:sz w:val="22"/>
-        </w:rPr>
-        <w:t>……お帰りになる前に、一つだけ、申し上げたく。</w:t>
+        <w:t>(小さくうなずく)</w:t>
+      </w:r>
+      <w:r>
+        <w:rPr>
+          <w:rFonts w:ascii="Times New Roman" w:hAnsi="Times New Roman" w:eastAsia="Malgun Gothic"/>
+          <w:b w:val="0"/>
+          <w:i w:val="0"/>
+          <w:sz w:val="22"/>
+        </w:rPr>
+        <w:t>……お帰りになる前に、一つだけ申し上げたく。</w:t>
       </w:r>
     </w:p>
     <w:p>
@@ -8355,7 +8355,7 @@
           <w:i w:val="0"/>
           <w:sz w:val="22"/>
         </w:rPr>
-        <w:t>先生は、初登院の、翌日から、「先生」と、呼ばれます。多くの方から、一日に、何十回も。……その「先生」は、弁護士の、「先生」と、同じ字です。ですが、意味は、違います。議員への、「先生」は、「上」を、示します。弁護士の、「先生」は、「相談」を、示します。</w:t>
+        <w:t>先生は初登院の翌日から「先生」と呼ばれます。多くの方から、一日に何十回も。……その「先生」は、弁護士の「先生」と同じ字です。ですが、意味は違います。議員への「先生」は「上」を示します。弁護士の「先生」は「相談」を示します。</w:t>
       </w:r>
     </w:p>
     <w:p>
@@ -8401,7 +8401,7 @@
           <w:i w:val="0"/>
           <w:sz w:val="22"/>
         </w:rPr>
-        <w:t>どちらに、聞こえるか、は、お呼びになる方の、口調で、分かります。……どうか、「相談」の方の、「先生」を、聞き分けてください。</w:t>
+        <w:t>どちらに聞こえるかは、お呼びになる方の口調で分かります。……どうか「相談」の方の「先生」を聞き分けてください。</w:t>
       </w:r>
     </w:p>
     <w:p>
@@ -8447,7 +8447,7 @@
           <w:i w:val="0"/>
           <w:sz w:val="22"/>
         </w:rPr>
-        <w:t>それと、もう一つ。私は、明日から、「先生」と、お呼びします。ただし、他の方が、いない場所では、「遼さん」と。それで、よろしいでしょうか。</w:t>
+        <w:t>それと、もう一つ。私は明日から「先生」とお呼びします。ただし、他の方がいない場所では「遼さん」と。それでよろしいでしょうか。</w:t>
       </w:r>
     </w:p>
     <w:p>
@@ -8471,16 +8471,16 @@
           <w:color w:val="555555"/>
           <w:sz w:val="22"/>
         </w:rPr>
-        <w:t>(小さく、笑う)</w:t>
-      </w:r>
-      <w:r>
-        <w:rPr>
-          <w:rFonts w:ascii="Times New Roman" w:hAnsi="Times New Roman" w:eastAsia="Malgun Gothic"/>
-          <w:b w:val="0"/>
-          <w:i w:val="0"/>
-          <w:sz w:val="22"/>
-        </w:rPr>
-        <w:t>榊さん、それは、規則違反では。</w:t>
+        <w:t>(小さく笑う)</w:t>
+      </w:r>
+      <w:r>
+        <w:rPr>
+          <w:rFonts w:ascii="Times New Roman" w:hAnsi="Times New Roman" w:eastAsia="Malgun Gothic"/>
+          <w:b w:val="0"/>
+          <w:i w:val="0"/>
+          <w:sz w:val="22"/>
+        </w:rPr>
+        <w:t>榊さん、それは規則違反では。</w:t>
       </w:r>
     </w:p>
     <w:p>
@@ -8503,7 +8503,7 @@
           <w:i w:val="0"/>
           <w:sz w:val="22"/>
         </w:rPr>
-        <w:t>秘書の、規則には、ございません。私が、決めました。</w:t>
+        <w:t>秘書の規則にはございません。私が決めました。</w:t>
       </w:r>
     </w:p>
     <w:p>
@@ -8518,7 +8518,7 @@
           <w:color w:val="555555"/>
           <w:sz w:val="22"/>
         </w:rPr>
-        <w:t>(三浦が、鉄瓶から、湯を急須に注ぐ。湯呑みを、四つ、並べる。一つめ、榊。二つめ、茜。三つめ、三浦。四つめ、遼。それから、少し、迷って、五つめを、出す。窓際の、誰も座っていない、椅子の前に。)</w:t>
+        <w:t>(三浦が鉄瓶から湯を急須に注ぐ。湯呑みを四つ並べる。一つめ、榊。二つめ、茜。三つめ、三浦。四つめ、遼。それから、少し迷って、五つめを出す。窓際の、誰も座っていない椅子の前に。)</w:t>
       </w:r>
     </w:p>
     <w:p>
@@ -8541,7 +8541,7 @@
           <w:i w:val="0"/>
           <w:sz w:val="22"/>
         </w:rPr>
-        <w:t>五つ目は、桐生先生の分、ですよね。</w:t>
+        <w:t>五つ目は桐生先生の分ですよね。</w:t>
       </w:r>
     </w:p>
     <w:p>
@@ -8610,7 +8610,7 @@
           <w:i w:val="0"/>
           <w:sz w:val="22"/>
         </w:rPr>
-        <w:t>……もう、決めました。(棚から、小さな、ふたつきの、湯呑みを、取り出す。つるりとした、白の、湯呑み)……父の分です。</w:t>
+        <w:t>……もう決めました。(棚から小さなふたつきの湯呑みを取り出す。つるりとした白の湯呑み)……父の分です。</w:t>
       </w:r>
     </w:p>
     <w:p>
@@ -8625,7 +8625,7 @@
           <w:color w:val="555555"/>
           <w:sz w:val="22"/>
         </w:rPr>
-        <w:t>(三浦が、黙って、六つ目を、並べる。湯気が、六つ、まっすぐ、立つ。)</w:t>
+        <w:t>(三浦が黙って六つ目を並べる。湯気が六つ、まっすぐ立つ。)</w:t>
       </w:r>
     </w:p>
     <w:p>
@@ -8640,7 +8640,7 @@
           <w:color w:val="555555"/>
           <w:sz w:val="22"/>
         </w:rPr>
-        <w:t>(遼は、窓の外を見る。駅前の掲示板の、ポスターは、選挙が終わり、剥がされた。そこだけ、白い、四角が、街灯に、照らされている。明日から、国会へ。)</w:t>
+        <w:t>(遼は窓の外を見る。駅前の掲示板のポスターは、選挙が終わって剥がされた。そこだけ白い四角が街灯に照らされている。明日から国会へ。)</w:t>
       </w:r>
     </w:p>
     <w:p>
